--- a/NiemYet/11-MauBieuDichVu/Giấy mua điện ngoài sinh hoạt. TBA CC.docx
+++ b/NiemYet/11-MauBieuDichVu/Giấy mua điện ngoài sinh hoạt. TBA CC.docx
@@ -94,79 +94,13 @@
           <w:b/>
         </w:rPr>
       </w:pPr>
-      <w:proofErr w:type="spellStart"/>
       <w:r>
         <w:rPr>
           <w:rFonts w:ascii="Times New Roman" w:hAnsi="Times New Roman"/>
           <w:b/>
         </w:rPr>
-        <w:t>Độc</w:t>
-      </w:r>
-      <w:proofErr w:type="spellEnd"/>
-      <w:r>
-        <w:rPr>
-          <w:rFonts w:ascii="Times New Roman" w:hAnsi="Times New Roman"/>
-          <w:b/>
-        </w:rPr>
-        <w:t xml:space="preserve"> </w:t>
-      </w:r>
-      <w:proofErr w:type="spellStart"/>
-      <w:r>
-        <w:rPr>
-          <w:rFonts w:ascii="Times New Roman" w:hAnsi="Times New Roman"/>
-          <w:b/>
-        </w:rPr>
-        <w:t>lập</w:t>
-      </w:r>
-      <w:proofErr w:type="spellEnd"/>
-      <w:r>
-        <w:rPr>
-          <w:rFonts w:ascii="Times New Roman" w:hAnsi="Times New Roman"/>
-          <w:b/>
-        </w:rPr>
-        <w:t xml:space="preserve"> - </w:t>
-      </w:r>
-      <w:proofErr w:type="spellStart"/>
-      <w:r>
-        <w:rPr>
-          <w:rFonts w:ascii="Times New Roman" w:hAnsi="Times New Roman"/>
-          <w:b/>
-        </w:rPr>
-        <w:t>Tự</w:t>
-      </w:r>
-      <w:proofErr w:type="spellEnd"/>
-      <w:r>
-        <w:rPr>
-          <w:rFonts w:ascii="Times New Roman" w:hAnsi="Times New Roman"/>
-          <w:b/>
-        </w:rPr>
-        <w:t xml:space="preserve"> do - </w:t>
-      </w:r>
-      <w:proofErr w:type="spellStart"/>
-      <w:r>
-        <w:rPr>
-          <w:rFonts w:ascii="Times New Roman" w:hAnsi="Times New Roman"/>
-          <w:b/>
-        </w:rPr>
-        <w:t>Hạnh</w:t>
-      </w:r>
-      <w:proofErr w:type="spellEnd"/>
-      <w:r>
-        <w:rPr>
-          <w:rFonts w:ascii="Times New Roman" w:hAnsi="Times New Roman"/>
-          <w:b/>
-        </w:rPr>
-        <w:t xml:space="preserve"> </w:t>
-      </w:r>
-      <w:proofErr w:type="spellStart"/>
-      <w:r>
-        <w:rPr>
-          <w:rFonts w:ascii="Times New Roman" w:hAnsi="Times New Roman"/>
-          <w:b/>
-        </w:rPr>
-        <w:t>phúc</w:t>
-      </w:r>
-      <w:proofErr w:type="spellEnd"/>
+        <w:t>Độc lập - Tự do - Hạnh phúc</w:t>
+      </w:r>
     </w:p>
     <w:p>
       <w:pPr>
@@ -279,87 +213,15 @@
           <w:bCs/>
           <w:szCs w:val="26"/>
         </w:rPr>
-        <w:t xml:space="preserve">Kính </w:t>
-      </w:r>
-      <w:proofErr w:type="spellStart"/>
+        <w:t xml:space="preserve">Kính gửi: </w:t>
+      </w:r>
       <w:r>
         <w:rPr>
           <w:rFonts w:ascii="Times New Roman" w:hAnsi="Times New Roman"/>
           <w:bCs/>
           <w:szCs w:val="26"/>
         </w:rPr>
-        <w:t>gửi</w:t>
-      </w:r>
-      <w:proofErr w:type="spellEnd"/>
-      <w:r>
-        <w:rPr>
-          <w:rFonts w:ascii="Times New Roman" w:hAnsi="Times New Roman"/>
-          <w:bCs/>
-          <w:szCs w:val="26"/>
-        </w:rPr>
-        <w:t xml:space="preserve">: </w:t>
-      </w:r>
-      <w:proofErr w:type="spellStart"/>
-      <w:r>
-        <w:rPr>
-          <w:rFonts w:ascii="Times New Roman" w:hAnsi="Times New Roman"/>
-          <w:bCs/>
-          <w:szCs w:val="26"/>
-        </w:rPr>
-        <w:t>Đội</w:t>
-      </w:r>
-      <w:proofErr w:type="spellEnd"/>
-      <w:r>
-        <w:rPr>
-          <w:rFonts w:ascii="Times New Roman" w:hAnsi="Times New Roman"/>
-          <w:bCs/>
-          <w:szCs w:val="26"/>
-        </w:rPr>
-        <w:t xml:space="preserve"> Quản </w:t>
-      </w:r>
-      <w:proofErr w:type="spellStart"/>
-      <w:r>
-        <w:rPr>
-          <w:rFonts w:ascii="Times New Roman" w:hAnsi="Times New Roman"/>
-          <w:bCs/>
-          <w:szCs w:val="26"/>
-        </w:rPr>
-        <w:t>lý</w:t>
-      </w:r>
-      <w:proofErr w:type="spellEnd"/>
-      <w:r>
-        <w:rPr>
-          <w:rFonts w:ascii="Times New Roman" w:hAnsi="Times New Roman"/>
-          <w:bCs/>
-          <w:szCs w:val="26"/>
-        </w:rPr>
-        <w:t xml:space="preserve"> </w:t>
-      </w:r>
-      <w:proofErr w:type="spellStart"/>
-      <w:r>
-        <w:rPr>
-          <w:rFonts w:ascii="Times New Roman" w:hAnsi="Times New Roman"/>
-          <w:bCs/>
-          <w:szCs w:val="26"/>
-        </w:rPr>
-        <w:t>điện</w:t>
-      </w:r>
-      <w:proofErr w:type="spellEnd"/>
-      <w:r>
-        <w:rPr>
-          <w:rFonts w:ascii="Times New Roman" w:hAnsi="Times New Roman"/>
-          <w:bCs/>
-          <w:szCs w:val="26"/>
-        </w:rPr>
-        <w:t xml:space="preserve"> Xuân Lộc</w:t>
-      </w:r>
-      <w:r>
-        <w:rPr>
-          <w:rFonts w:ascii="Times New Roman" w:hAnsi="Times New Roman"/>
-          <w:bCs/>
-          <w:szCs w:val="26"/>
-        </w:rPr>
-        <w:t>.</w:t>
+        <w:t>Điện lực Xuân Lộc.</w:t>
       </w:r>
     </w:p>
     <w:p>
@@ -387,188 +249,14 @@
           <w:szCs w:val="16"/>
         </w:rPr>
       </w:pPr>
-      <w:proofErr w:type="spellStart"/>
       <w:r>
         <w:rPr>
           <w:rFonts w:ascii="Times New Roman" w:hAnsi="Times New Roman"/>
           <w:color w:val="000000"/>
           <w:szCs w:val="26"/>
         </w:rPr>
-        <w:t>Tên</w:t>
-      </w:r>
-      <w:proofErr w:type="spellEnd"/>
-      <w:r>
-        <w:rPr>
-          <w:rFonts w:ascii="Times New Roman" w:hAnsi="Times New Roman"/>
-          <w:color w:val="000000"/>
-          <w:szCs w:val="26"/>
-        </w:rPr>
-        <w:t xml:space="preserve"> </w:t>
-      </w:r>
-      <w:proofErr w:type="spellStart"/>
-      <w:r>
-        <w:rPr>
-          <w:rFonts w:ascii="Times New Roman" w:hAnsi="Times New Roman"/>
-          <w:color w:val="000000"/>
-          <w:szCs w:val="26"/>
-        </w:rPr>
-        <w:t>cơ</w:t>
-      </w:r>
-      <w:proofErr w:type="spellEnd"/>
-      <w:r>
-        <w:rPr>
-          <w:rFonts w:ascii="Times New Roman" w:hAnsi="Times New Roman"/>
-          <w:color w:val="000000"/>
-          <w:szCs w:val="26"/>
-        </w:rPr>
-        <w:t xml:space="preserve"> </w:t>
-      </w:r>
-      <w:proofErr w:type="spellStart"/>
-      <w:r>
-        <w:rPr>
-          <w:rFonts w:ascii="Times New Roman" w:hAnsi="Times New Roman"/>
-          <w:color w:val="000000"/>
-          <w:szCs w:val="26"/>
-        </w:rPr>
-        <w:t>quan</w:t>
-      </w:r>
-      <w:proofErr w:type="spellEnd"/>
-      <w:r>
-        <w:rPr>
-          <w:rFonts w:ascii="Times New Roman" w:hAnsi="Times New Roman"/>
-          <w:color w:val="000000"/>
-          <w:szCs w:val="26"/>
-        </w:rPr>
-        <w:t xml:space="preserve"> </w:t>
-      </w:r>
-      <w:proofErr w:type="spellStart"/>
-      <w:r>
-        <w:rPr>
-          <w:rFonts w:ascii="Times New Roman" w:hAnsi="Times New Roman"/>
-          <w:color w:val="000000"/>
-          <w:szCs w:val="26"/>
-        </w:rPr>
-        <w:t>hoặc</w:t>
-      </w:r>
-      <w:proofErr w:type="spellEnd"/>
-      <w:r>
-        <w:rPr>
-          <w:rFonts w:ascii="Times New Roman" w:hAnsi="Times New Roman"/>
-          <w:color w:val="000000"/>
-          <w:szCs w:val="26"/>
-        </w:rPr>
-        <w:t xml:space="preserve"> </w:t>
-      </w:r>
-      <w:proofErr w:type="spellStart"/>
-      <w:r>
-        <w:rPr>
-          <w:rFonts w:ascii="Times New Roman" w:hAnsi="Times New Roman"/>
-          <w:color w:val="000000"/>
-          <w:szCs w:val="26"/>
-        </w:rPr>
-        <w:t>cá</w:t>
-      </w:r>
-      <w:proofErr w:type="spellEnd"/>
-      <w:r>
-        <w:rPr>
-          <w:rFonts w:ascii="Times New Roman" w:hAnsi="Times New Roman"/>
-          <w:color w:val="000000"/>
-          <w:szCs w:val="26"/>
-        </w:rPr>
-        <w:t xml:space="preserve"> </w:t>
-      </w:r>
-      <w:proofErr w:type="spellStart"/>
-      <w:r>
-        <w:rPr>
-          <w:rFonts w:ascii="Times New Roman" w:hAnsi="Times New Roman"/>
-          <w:color w:val="000000"/>
-          <w:szCs w:val="26"/>
-        </w:rPr>
-        <w:t>nhân</w:t>
-      </w:r>
-      <w:proofErr w:type="spellEnd"/>
-      <w:r>
-        <w:rPr>
-          <w:rFonts w:ascii="Times New Roman" w:hAnsi="Times New Roman"/>
-          <w:color w:val="000000"/>
-          <w:szCs w:val="26"/>
-        </w:rPr>
-        <w:t xml:space="preserve"> </w:t>
-      </w:r>
-      <w:proofErr w:type="spellStart"/>
-      <w:r>
-        <w:rPr>
-          <w:rFonts w:ascii="Times New Roman" w:hAnsi="Times New Roman"/>
-          <w:color w:val="000000"/>
-          <w:szCs w:val="26"/>
-        </w:rPr>
-        <w:t>đăng</w:t>
-      </w:r>
-      <w:proofErr w:type="spellEnd"/>
-      <w:r>
-        <w:rPr>
-          <w:rFonts w:ascii="Times New Roman" w:hAnsi="Times New Roman"/>
-          <w:color w:val="000000"/>
-          <w:szCs w:val="26"/>
-        </w:rPr>
-        <w:t xml:space="preserve"> </w:t>
-      </w:r>
-      <w:proofErr w:type="spellStart"/>
-      <w:r>
-        <w:rPr>
-          <w:rFonts w:ascii="Times New Roman" w:hAnsi="Times New Roman"/>
-          <w:color w:val="000000"/>
-          <w:szCs w:val="26"/>
-        </w:rPr>
-        <w:t>ký</w:t>
-      </w:r>
-      <w:proofErr w:type="spellEnd"/>
-      <w:r>
-        <w:rPr>
-          <w:rFonts w:ascii="Times New Roman" w:hAnsi="Times New Roman"/>
-          <w:color w:val="000000"/>
-          <w:szCs w:val="26"/>
-        </w:rPr>
-        <w:t xml:space="preserve"> </w:t>
-      </w:r>
-      <w:proofErr w:type="spellStart"/>
-      <w:r>
-        <w:rPr>
-          <w:rFonts w:ascii="Times New Roman" w:hAnsi="Times New Roman"/>
-          <w:color w:val="000000"/>
-          <w:szCs w:val="26"/>
-        </w:rPr>
-        <w:t>mua</w:t>
-      </w:r>
-      <w:proofErr w:type="spellEnd"/>
-      <w:r>
-        <w:rPr>
-          <w:rFonts w:ascii="Times New Roman" w:hAnsi="Times New Roman"/>
-          <w:color w:val="000000"/>
-          <w:szCs w:val="26"/>
-        </w:rPr>
-        <w:t xml:space="preserve"> </w:t>
-      </w:r>
-      <w:proofErr w:type="spellStart"/>
-      <w:proofErr w:type="gramStart"/>
-      <w:r>
-        <w:rPr>
-          <w:rFonts w:ascii="Times New Roman" w:hAnsi="Times New Roman"/>
-          <w:color w:val="000000"/>
-          <w:szCs w:val="26"/>
-        </w:rPr>
-        <w:t>điện</w:t>
-      </w:r>
-      <w:proofErr w:type="spellEnd"/>
-      <w:r>
-        <w:rPr>
-          <w:rFonts w:ascii="Times New Roman" w:hAnsi="Times New Roman"/>
-          <w:color w:val="000000"/>
-          <w:szCs w:val="26"/>
-        </w:rPr>
-        <w:t>:..…..</w:t>
-      </w:r>
-      <w:proofErr w:type="gramEnd"/>
+        <w:t>Tên cơ quan hoặc cá nhân đăng ký mua điện:..…..</w:t>
+      </w:r>
       <w:r>
         <w:rPr>
           <w:rFonts w:ascii="Times New Roman" w:hAnsi="Times New Roman"/>
@@ -626,89 +314,7 @@
           <w:color w:val="000000"/>
           <w:szCs w:val="26"/>
         </w:rPr>
-        <w:t xml:space="preserve">Đại </w:t>
-      </w:r>
-      <w:proofErr w:type="spellStart"/>
-      <w:r>
-        <w:rPr>
-          <w:rFonts w:ascii="Times New Roman" w:hAnsi="Times New Roman"/>
-          <w:color w:val="000000"/>
-          <w:szCs w:val="26"/>
-        </w:rPr>
-        <w:t>diện</w:t>
-      </w:r>
-      <w:proofErr w:type="spellEnd"/>
-      <w:r>
-        <w:rPr>
-          <w:rFonts w:ascii="Times New Roman" w:hAnsi="Times New Roman"/>
-          <w:color w:val="000000"/>
-          <w:szCs w:val="26"/>
-        </w:rPr>
-        <w:t xml:space="preserve"> </w:t>
-      </w:r>
-      <w:proofErr w:type="spellStart"/>
-      <w:r>
-        <w:rPr>
-          <w:rFonts w:ascii="Times New Roman" w:hAnsi="Times New Roman"/>
-          <w:color w:val="000000"/>
-          <w:szCs w:val="26"/>
-        </w:rPr>
-        <w:t>là</w:t>
-      </w:r>
-      <w:proofErr w:type="spellEnd"/>
-      <w:r>
-        <w:rPr>
-          <w:rFonts w:ascii="Times New Roman" w:hAnsi="Times New Roman"/>
-          <w:color w:val="000000"/>
-          <w:szCs w:val="26"/>
-        </w:rPr>
-        <w:t xml:space="preserve"> </w:t>
-      </w:r>
-      <w:proofErr w:type="spellStart"/>
-      <w:r>
-        <w:rPr>
-          <w:rFonts w:ascii="Times New Roman" w:hAnsi="Times New Roman"/>
-          <w:color w:val="000000"/>
-          <w:szCs w:val="26"/>
-        </w:rPr>
-        <w:t>ông</w:t>
-      </w:r>
-      <w:proofErr w:type="spellEnd"/>
-      <w:r>
-        <w:rPr>
-          <w:rFonts w:ascii="Times New Roman" w:hAnsi="Times New Roman"/>
-          <w:color w:val="000000"/>
-          <w:szCs w:val="26"/>
-        </w:rPr>
-        <w:t xml:space="preserve"> (</w:t>
-      </w:r>
-      <w:proofErr w:type="spellStart"/>
-      <w:r>
-        <w:rPr>
-          <w:rFonts w:ascii="Times New Roman" w:hAnsi="Times New Roman"/>
-          <w:color w:val="000000"/>
-          <w:szCs w:val="26"/>
-        </w:rPr>
-        <w:t>bà</w:t>
-      </w:r>
-      <w:proofErr w:type="spellEnd"/>
-      <w:proofErr w:type="gramStart"/>
-      <w:r>
-        <w:rPr>
-          <w:rFonts w:ascii="Times New Roman" w:hAnsi="Times New Roman"/>
-          <w:color w:val="000000"/>
-          <w:szCs w:val="26"/>
-        </w:rPr>
-        <w:t>):…</w:t>
-      </w:r>
-      <w:proofErr w:type="gramEnd"/>
-      <w:r>
-        <w:rPr>
-          <w:rFonts w:ascii="Times New Roman" w:hAnsi="Times New Roman"/>
-          <w:color w:val="000000"/>
-          <w:szCs w:val="26"/>
-        </w:rPr>
-        <w:t>…………………………………………………………………</w:t>
+        <w:t>Đại diện là ông (bà):……………………………………………………………………</w:t>
       </w:r>
       <w:r>
         <w:rPr>
@@ -728,21 +334,12 @@
           <w:szCs w:val="26"/>
         </w:rPr>
       </w:pPr>
-      <w:proofErr w:type="spellStart"/>
-      <w:r>
-        <w:rPr>
-          <w:rFonts w:ascii="Times New Roman" w:hAnsi="Times New Roman"/>
-          <w:szCs w:val="26"/>
-        </w:rPr>
-        <w:t>Số</w:t>
-      </w:r>
-      <w:proofErr w:type="spellEnd"/>
-      <w:r>
-        <w:rPr>
-          <w:rFonts w:ascii="Times New Roman" w:hAnsi="Times New Roman"/>
-          <w:szCs w:val="26"/>
-        </w:rPr>
-        <w:t xml:space="preserve"> CCCD</w:t>
+      <w:r>
+        <w:rPr>
+          <w:rFonts w:ascii="Times New Roman" w:hAnsi="Times New Roman"/>
+          <w:szCs w:val="26"/>
+        </w:rPr>
+        <w:t>Số CCCD</w:t>
       </w:r>
       <w:r>
         <w:rPr>
@@ -770,17 +367,8 @@
           <w:rFonts w:ascii="Times New Roman" w:hAnsi="Times New Roman"/>
           <w:szCs w:val="26"/>
         </w:rPr>
-        <w:t>………</w:t>
-      </w:r>
-      <w:proofErr w:type="gramStart"/>
-      <w:r>
-        <w:rPr>
-          <w:rFonts w:ascii="Times New Roman" w:hAnsi="Times New Roman"/>
-          <w:szCs w:val="26"/>
-        </w:rPr>
-        <w:t>…..</w:t>
-      </w:r>
-      <w:proofErr w:type="gramEnd"/>
+        <w:t>…………..</w:t>
+      </w:r>
       <w:r>
         <w:rPr>
           <w:rFonts w:ascii="Times New Roman" w:hAnsi="Times New Roman"/>
@@ -807,15 +395,7 @@
           <w:rFonts w:ascii="Times New Roman" w:hAnsi="Times New Roman"/>
           <w:szCs w:val="26"/>
         </w:rPr>
-        <w:t>…………………</w:t>
-      </w:r>
-      <w:proofErr w:type="gramStart"/>
-      <w:r>
-        <w:rPr>
-          <w:rFonts w:ascii="Times New Roman" w:hAnsi="Times New Roman"/>
-          <w:szCs w:val="26"/>
-        </w:rPr>
-        <w:t>….</w:t>
+        <w:t>…………………….</w:t>
       </w:r>
       <w:r>
         <w:rPr>
@@ -824,7 +404,6 @@
         </w:rPr>
         <w:t>.</w:t>
       </w:r>
-      <w:proofErr w:type="gramEnd"/>
     </w:p>
     <w:p>
       <w:pPr>
@@ -835,47 +414,13 @@
           <w:szCs w:val="26"/>
         </w:rPr>
       </w:pPr>
-      <w:proofErr w:type="spellStart"/>
-      <w:r>
-        <w:rPr>
-          <w:rFonts w:ascii="Times New Roman" w:hAnsi="Times New Roman"/>
-          <w:szCs w:val="26"/>
-        </w:rPr>
-        <w:t>Cơ</w:t>
-      </w:r>
-      <w:proofErr w:type="spellEnd"/>
-      <w:r>
-        <w:rPr>
-          <w:rFonts w:ascii="Times New Roman" w:hAnsi="Times New Roman"/>
-          <w:szCs w:val="26"/>
-        </w:rPr>
-        <w:t xml:space="preserve"> </w:t>
-      </w:r>
-      <w:proofErr w:type="spellStart"/>
-      <w:r>
-        <w:rPr>
-          <w:rFonts w:ascii="Times New Roman" w:hAnsi="Times New Roman"/>
-          <w:szCs w:val="26"/>
-        </w:rPr>
-        <w:t>quan</w:t>
-      </w:r>
-      <w:proofErr w:type="spellEnd"/>
-      <w:r>
-        <w:rPr>
-          <w:rFonts w:ascii="Times New Roman" w:hAnsi="Times New Roman"/>
-          <w:szCs w:val="26"/>
-        </w:rPr>
-        <w:t xml:space="preserve"> </w:t>
-      </w:r>
-      <w:proofErr w:type="spellStart"/>
-      <w:r>
-        <w:rPr>
-          <w:rFonts w:ascii="Times New Roman" w:hAnsi="Times New Roman"/>
-          <w:szCs w:val="26"/>
-        </w:rPr>
-        <w:t>cấp</w:t>
-      </w:r>
-      <w:proofErr w:type="spellEnd"/>
+      <w:r>
+        <w:rPr>
+          <w:rFonts w:ascii="Times New Roman" w:hAnsi="Times New Roman"/>
+          <w:szCs w:val="26"/>
+        </w:rPr>
+        <w:t>Cơ quan cấp</w:t>
+      </w:r>
       <w:r>
         <w:rPr>
           <w:rFonts w:ascii="Times New Roman" w:hAnsi="Times New Roman"/>
@@ -895,47 +440,29 @@
           <w:rFonts w:ascii="Times New Roman" w:hAnsi="Times New Roman"/>
           <w:szCs w:val="26"/>
         </w:rPr>
+        <w:t>……..</w:t>
+      </w:r>
+      <w:r>
+        <w:rPr>
+          <w:rFonts w:ascii="Times New Roman" w:hAnsi="Times New Roman"/>
+          <w:szCs w:val="26"/>
+        </w:rPr>
+        <w:t xml:space="preserve"> ngày</w:t>
+      </w:r>
+      <w:r>
+        <w:rPr>
+          <w:rFonts w:ascii="Times New Roman" w:hAnsi="Times New Roman"/>
+          <w:szCs w:val="26"/>
+        </w:rPr>
+        <w:t>….</w:t>
+      </w:r>
+      <w:r>
+        <w:rPr>
+          <w:rFonts w:ascii="Times New Roman" w:hAnsi="Times New Roman"/>
+          <w:szCs w:val="26"/>
+        </w:rPr>
         <w:t>…</w:t>
       </w:r>
-      <w:proofErr w:type="gramStart"/>
-      <w:r>
-        <w:rPr>
-          <w:rFonts w:ascii="Times New Roman" w:hAnsi="Times New Roman"/>
-          <w:szCs w:val="26"/>
-        </w:rPr>
-        <w:t>…..</w:t>
-      </w:r>
-      <w:proofErr w:type="gramEnd"/>
-      <w:r>
-        <w:rPr>
-          <w:rFonts w:ascii="Times New Roman" w:hAnsi="Times New Roman"/>
-          <w:szCs w:val="26"/>
-        </w:rPr>
-        <w:t xml:space="preserve"> </w:t>
-      </w:r>
-      <w:proofErr w:type="spellStart"/>
-      <w:r>
-        <w:rPr>
-          <w:rFonts w:ascii="Times New Roman" w:hAnsi="Times New Roman"/>
-          <w:szCs w:val="26"/>
-        </w:rPr>
-        <w:t>ngày</w:t>
-      </w:r>
-      <w:proofErr w:type="spellEnd"/>
-      <w:r>
-        <w:rPr>
-          <w:rFonts w:ascii="Times New Roman" w:hAnsi="Times New Roman"/>
-          <w:szCs w:val="26"/>
-        </w:rPr>
-        <w:t>….</w:t>
-      </w:r>
-      <w:r>
-        <w:rPr>
-          <w:rFonts w:ascii="Times New Roman" w:hAnsi="Times New Roman"/>
-          <w:szCs w:val="26"/>
-        </w:rPr>
-        <w:t>…</w:t>
-      </w:r>
       <w:r>
         <w:rPr>
           <w:rFonts w:ascii="Times New Roman" w:hAnsi="Times New Roman"/>
@@ -948,23 +475,7 @@
           <w:rFonts w:ascii="Times New Roman" w:hAnsi="Times New Roman"/>
           <w:szCs w:val="26"/>
         </w:rPr>
-        <w:t>.</w:t>
-      </w:r>
-      <w:proofErr w:type="spellStart"/>
-      <w:r>
-        <w:rPr>
-          <w:rFonts w:ascii="Times New Roman" w:hAnsi="Times New Roman"/>
-          <w:szCs w:val="26"/>
-        </w:rPr>
-        <w:t>tháng</w:t>
-      </w:r>
-      <w:proofErr w:type="spellEnd"/>
-      <w:r>
-        <w:rPr>
-          <w:rFonts w:ascii="Times New Roman" w:hAnsi="Times New Roman"/>
-          <w:szCs w:val="26"/>
-        </w:rPr>
-        <w:t>....</w:t>
+        <w:t>.tháng....</w:t>
       </w:r>
       <w:r>
         <w:rPr>
@@ -978,17 +489,8 @@
           <w:rFonts w:ascii="Times New Roman" w:hAnsi="Times New Roman"/>
           <w:szCs w:val="26"/>
         </w:rPr>
-        <w:t>.</w:t>
-      </w:r>
-      <w:proofErr w:type="spellStart"/>
-      <w:r>
-        <w:rPr>
-          <w:rFonts w:ascii="Times New Roman" w:hAnsi="Times New Roman"/>
-          <w:szCs w:val="26"/>
-        </w:rPr>
-        <w:t>năm</w:t>
-      </w:r>
-      <w:proofErr w:type="spellEnd"/>
+        <w:t>.năm</w:t>
+      </w:r>
       <w:r>
         <w:rPr>
           <w:rFonts w:ascii="Times New Roman" w:hAnsi="Times New Roman"/>
@@ -1027,87 +529,13 @@
         </w:rPr>
         <w:t xml:space="preserve">Theo </w:t>
       </w:r>
-      <w:proofErr w:type="spellStart"/>
-      <w:r>
-        <w:rPr>
-          <w:rFonts w:ascii="Times New Roman" w:hAnsi="Times New Roman"/>
-          <w:szCs w:val="26"/>
-        </w:rPr>
-        <w:t>giấy</w:t>
-      </w:r>
-      <w:proofErr w:type="spellEnd"/>
-      <w:r>
-        <w:rPr>
-          <w:rFonts w:ascii="Times New Roman" w:hAnsi="Times New Roman"/>
-          <w:szCs w:val="26"/>
-        </w:rPr>
-        <w:t xml:space="preserve"> </w:t>
-      </w:r>
-      <w:proofErr w:type="spellStart"/>
-      <w:r>
-        <w:rPr>
-          <w:rFonts w:ascii="Times New Roman" w:hAnsi="Times New Roman"/>
-          <w:szCs w:val="26"/>
-        </w:rPr>
-        <w:t>ủy</w:t>
-      </w:r>
-      <w:proofErr w:type="spellEnd"/>
-      <w:r>
-        <w:rPr>
-          <w:rFonts w:ascii="Times New Roman" w:hAnsi="Times New Roman"/>
-          <w:szCs w:val="26"/>
-        </w:rPr>
-        <w:t xml:space="preserve"> </w:t>
-      </w:r>
-      <w:proofErr w:type="spellStart"/>
-      <w:r>
-        <w:rPr>
-          <w:rFonts w:ascii="Times New Roman" w:hAnsi="Times New Roman"/>
-          <w:szCs w:val="26"/>
-        </w:rPr>
-        <w:t>quyền</w:t>
-      </w:r>
-      <w:proofErr w:type="spellEnd"/>
-      <w:r>
-        <w:rPr>
-          <w:rFonts w:ascii="Times New Roman" w:hAnsi="Times New Roman"/>
-          <w:szCs w:val="26"/>
-        </w:rPr>
-        <w:t xml:space="preserve"> </w:t>
-      </w:r>
-      <w:proofErr w:type="spellStart"/>
-      <w:r>
-        <w:rPr>
-          <w:rFonts w:ascii="Times New Roman" w:hAnsi="Times New Roman"/>
-          <w:szCs w:val="26"/>
-        </w:rPr>
-        <w:t>số</w:t>
-      </w:r>
-      <w:proofErr w:type="spellEnd"/>
-      <w:r>
-        <w:rPr>
-          <w:rFonts w:ascii="Times New Roman" w:hAnsi="Times New Roman"/>
-          <w:szCs w:val="26"/>
-        </w:rPr>
-        <w:t>………</w:t>
-      </w:r>
-      <w:proofErr w:type="spellStart"/>
-      <w:r>
-        <w:rPr>
-          <w:rFonts w:ascii="Times New Roman" w:hAnsi="Times New Roman"/>
-          <w:szCs w:val="26"/>
-        </w:rPr>
-        <w:t>ngày</w:t>
-      </w:r>
-      <w:proofErr w:type="spellEnd"/>
-      <w:r>
-        <w:rPr>
-          <w:rFonts w:ascii="Times New Roman" w:hAnsi="Times New Roman"/>
-          <w:szCs w:val="26"/>
-        </w:rPr>
-        <w:t>…...</w:t>
-      </w:r>
-      <w:proofErr w:type="spellStart"/>
+      <w:r>
+        <w:rPr>
+          <w:rFonts w:ascii="Times New Roman" w:hAnsi="Times New Roman"/>
+          <w:szCs w:val="26"/>
+        </w:rPr>
+        <w:t>giấy ủy quyền số………ngày…...</w:t>
+      </w:r>
       <w:r>
         <w:rPr>
           <w:rFonts w:ascii="Times New Roman" w:hAnsi="Times New Roman"/>
@@ -1115,7 +543,6 @@
         </w:rPr>
         <w:t>tháng</w:t>
       </w:r>
-      <w:proofErr w:type="spellEnd"/>
       <w:r>
         <w:rPr>
           <w:rFonts w:ascii="Times New Roman" w:hAnsi="Times New Roman"/>
@@ -1128,25 +555,8 @@
           <w:rFonts w:ascii="Times New Roman" w:hAnsi="Times New Roman"/>
           <w:szCs w:val="26"/>
         </w:rPr>
-        <w:t>…</w:t>
-      </w:r>
-      <w:proofErr w:type="spellStart"/>
-      <w:r>
-        <w:rPr>
-          <w:rFonts w:ascii="Times New Roman" w:hAnsi="Times New Roman"/>
-          <w:szCs w:val="26"/>
-        </w:rPr>
-        <w:t>năm</w:t>
-      </w:r>
-      <w:proofErr w:type="spellEnd"/>
-      <w:r>
-        <w:rPr>
-          <w:rFonts w:ascii="Times New Roman" w:hAnsi="Times New Roman"/>
-          <w:szCs w:val="26"/>
-        </w:rPr>
-        <w:t>…</w:t>
-      </w:r>
-      <w:proofErr w:type="gramStart"/>
+        <w:t>…năm…</w:t>
+      </w:r>
       <w:r>
         <w:rPr>
           <w:rFonts w:ascii="Times New Roman" w:hAnsi="Times New Roman"/>
@@ -1161,22 +571,12 @@
         </w:rPr>
         <w:t>...</w:t>
       </w:r>
-      <w:proofErr w:type="spellStart"/>
-      <w:r>
-        <w:rPr>
-          <w:rFonts w:ascii="Times New Roman" w:hAnsi="Times New Roman"/>
-          <w:szCs w:val="26"/>
-        </w:rPr>
-        <w:t>của</w:t>
-      </w:r>
-      <w:proofErr w:type="spellEnd"/>
-      <w:proofErr w:type="gramEnd"/>
-      <w:r>
-        <w:rPr>
-          <w:rFonts w:ascii="Times New Roman" w:hAnsi="Times New Roman"/>
-          <w:szCs w:val="26"/>
-        </w:rPr>
-        <w:t>……</w:t>
+      <w:r>
+        <w:rPr>
+          <w:rFonts w:ascii="Times New Roman" w:hAnsi="Times New Roman"/>
+          <w:szCs w:val="26"/>
+        </w:rPr>
+        <w:t>của……</w:t>
       </w:r>
       <w:r>
         <w:rPr>
@@ -1212,133 +612,12 @@
           <w:szCs w:val="26"/>
         </w:rPr>
       </w:pPr>
-      <w:proofErr w:type="spellStart"/>
-      <w:r>
-        <w:rPr>
-          <w:rFonts w:ascii="Times New Roman" w:hAnsi="Times New Roman"/>
-          <w:szCs w:val="26"/>
-        </w:rPr>
-        <w:t>Số</w:t>
-      </w:r>
-      <w:proofErr w:type="spellEnd"/>
-      <w:r>
-        <w:rPr>
-          <w:rFonts w:ascii="Times New Roman" w:hAnsi="Times New Roman"/>
-          <w:szCs w:val="26"/>
-        </w:rPr>
-        <w:t xml:space="preserve"> </w:t>
-      </w:r>
-      <w:proofErr w:type="spellStart"/>
-      <w:r>
-        <w:rPr>
-          <w:rFonts w:ascii="Times New Roman" w:hAnsi="Times New Roman"/>
-          <w:szCs w:val="26"/>
-        </w:rPr>
-        <w:t>điện</w:t>
-      </w:r>
-      <w:proofErr w:type="spellEnd"/>
-      <w:r>
-        <w:rPr>
-          <w:rFonts w:ascii="Times New Roman" w:hAnsi="Times New Roman"/>
-          <w:szCs w:val="26"/>
-        </w:rPr>
-        <w:t xml:space="preserve"> </w:t>
-      </w:r>
-      <w:proofErr w:type="spellStart"/>
-      <w:r>
-        <w:rPr>
-          <w:rFonts w:ascii="Times New Roman" w:hAnsi="Times New Roman"/>
-          <w:szCs w:val="26"/>
-        </w:rPr>
-        <w:t>thoại</w:t>
-      </w:r>
-      <w:proofErr w:type="spellEnd"/>
-      <w:r>
-        <w:rPr>
-          <w:rFonts w:ascii="Times New Roman" w:hAnsi="Times New Roman"/>
-          <w:szCs w:val="26"/>
-        </w:rPr>
-        <w:t xml:space="preserve"> </w:t>
-      </w:r>
-      <w:proofErr w:type="spellStart"/>
-      <w:r>
-        <w:rPr>
-          <w:rFonts w:ascii="Times New Roman" w:hAnsi="Times New Roman"/>
-          <w:szCs w:val="26"/>
-        </w:rPr>
-        <w:t>liên</w:t>
-      </w:r>
-      <w:proofErr w:type="spellEnd"/>
-      <w:r>
-        <w:rPr>
-          <w:rFonts w:ascii="Times New Roman" w:hAnsi="Times New Roman"/>
-          <w:szCs w:val="26"/>
-        </w:rPr>
-        <w:t xml:space="preserve"> </w:t>
-      </w:r>
-      <w:proofErr w:type="spellStart"/>
-      <w:r>
-        <w:rPr>
-          <w:rFonts w:ascii="Times New Roman" w:hAnsi="Times New Roman"/>
-          <w:szCs w:val="26"/>
-        </w:rPr>
-        <w:t>hệ</w:t>
-      </w:r>
-      <w:proofErr w:type="spellEnd"/>
-      <w:r>
-        <w:rPr>
-          <w:rFonts w:ascii="Times New Roman" w:hAnsi="Times New Roman"/>
-          <w:szCs w:val="26"/>
-        </w:rPr>
-        <w:t xml:space="preserve"> </w:t>
-      </w:r>
-      <w:proofErr w:type="spellStart"/>
-      <w:r>
-        <w:rPr>
-          <w:rFonts w:ascii="Times New Roman" w:hAnsi="Times New Roman"/>
-          <w:szCs w:val="26"/>
-        </w:rPr>
-        <w:t>và</w:t>
-      </w:r>
-      <w:proofErr w:type="spellEnd"/>
-      <w:r>
-        <w:rPr>
-          <w:rFonts w:ascii="Times New Roman" w:hAnsi="Times New Roman"/>
-          <w:szCs w:val="26"/>
-        </w:rPr>
-        <w:t xml:space="preserve"> </w:t>
-      </w:r>
-      <w:proofErr w:type="spellStart"/>
-      <w:r>
-        <w:rPr>
-          <w:rFonts w:ascii="Times New Roman" w:hAnsi="Times New Roman"/>
-          <w:szCs w:val="26"/>
-        </w:rPr>
-        <w:t>nhận</w:t>
-      </w:r>
-      <w:proofErr w:type="spellEnd"/>
-      <w:r>
-        <w:rPr>
-          <w:rFonts w:ascii="Times New Roman" w:hAnsi="Times New Roman"/>
-          <w:szCs w:val="26"/>
-        </w:rPr>
-        <w:t xml:space="preserve"> </w:t>
-      </w:r>
-      <w:proofErr w:type="spellStart"/>
-      <w:r>
-        <w:rPr>
-          <w:rFonts w:ascii="Times New Roman" w:hAnsi="Times New Roman"/>
-          <w:szCs w:val="26"/>
-        </w:rPr>
-        <w:t>nhắn</w:t>
-      </w:r>
-      <w:proofErr w:type="spellEnd"/>
-      <w:r>
-        <w:rPr>
-          <w:rFonts w:ascii="Times New Roman" w:hAnsi="Times New Roman"/>
-          <w:szCs w:val="26"/>
-        </w:rPr>
-        <w:t xml:space="preserve"> tin (SMS)</w:t>
+      <w:r>
+        <w:rPr>
+          <w:rFonts w:ascii="Times New Roman" w:hAnsi="Times New Roman"/>
+          <w:szCs w:val="26"/>
+        </w:rPr>
+        <w:t>Số điện thoại liên hệ và nhận nhắn tin (SMS)</w:t>
       </w:r>
       <w:r>
         <w:rPr>
@@ -1375,21 +654,12 @@
           <w:szCs w:val="16"/>
         </w:rPr>
       </w:pPr>
-      <w:proofErr w:type="spellStart"/>
-      <w:r>
-        <w:rPr>
-          <w:rFonts w:ascii="Times New Roman" w:hAnsi="Times New Roman"/>
-          <w:szCs w:val="26"/>
-        </w:rPr>
-        <w:t>Số</w:t>
-      </w:r>
-      <w:proofErr w:type="spellEnd"/>
-      <w:r>
-        <w:rPr>
-          <w:rFonts w:ascii="Times New Roman" w:hAnsi="Times New Roman"/>
-          <w:szCs w:val="26"/>
-        </w:rPr>
-        <w:t xml:space="preserve"> Fax</w:t>
+      <w:r>
+        <w:rPr>
+          <w:rFonts w:ascii="Times New Roman" w:hAnsi="Times New Roman"/>
+          <w:szCs w:val="26"/>
+        </w:rPr>
+        <w:t>Số Fax</w:t>
       </w:r>
       <w:r>
         <w:rPr>
@@ -1448,121 +718,14 @@
           <w:rFonts w:ascii="Times New Roman" w:hAnsi="Times New Roman"/>
           <w:szCs w:val="26"/>
         </w:rPr>
-        <w:t xml:space="preserve">Tài </w:t>
-      </w:r>
-      <w:proofErr w:type="spellStart"/>
-      <w:r>
-        <w:rPr>
-          <w:rFonts w:ascii="Times New Roman" w:hAnsi="Times New Roman"/>
-          <w:szCs w:val="26"/>
-        </w:rPr>
-        <w:t>khoản</w:t>
-      </w:r>
-      <w:proofErr w:type="spellEnd"/>
-      <w:r>
-        <w:rPr>
-          <w:rFonts w:ascii="Times New Roman" w:hAnsi="Times New Roman"/>
-          <w:szCs w:val="26"/>
-        </w:rPr>
-        <w:t xml:space="preserve"> </w:t>
-      </w:r>
-      <w:proofErr w:type="spellStart"/>
-      <w:proofErr w:type="gramStart"/>
-      <w:r>
-        <w:rPr>
-          <w:rFonts w:ascii="Times New Roman" w:hAnsi="Times New Roman"/>
-          <w:szCs w:val="26"/>
-        </w:rPr>
-        <w:t>số</w:t>
-      </w:r>
-      <w:proofErr w:type="spellEnd"/>
-      <w:r>
-        <w:rPr>
-          <w:rFonts w:ascii="Times New Roman" w:hAnsi="Times New Roman"/>
-          <w:szCs w:val="26"/>
-        </w:rPr>
-        <w:t>:…</w:t>
-      </w:r>
-      <w:proofErr w:type="gramEnd"/>
-      <w:r>
-        <w:rPr>
-          <w:rFonts w:ascii="Times New Roman" w:hAnsi="Times New Roman"/>
-          <w:szCs w:val="26"/>
-        </w:rPr>
-        <w:t>……</w:t>
-      </w:r>
-      <w:r>
-        <w:rPr>
-          <w:rFonts w:ascii="Times New Roman" w:hAnsi="Times New Roman"/>
-          <w:szCs w:val="26"/>
-        </w:rPr>
-        <w:t xml:space="preserve">   ……</w:t>
-      </w:r>
-      <w:proofErr w:type="gramStart"/>
-      <w:r>
-        <w:rPr>
-          <w:rFonts w:ascii="Times New Roman" w:hAnsi="Times New Roman"/>
-          <w:szCs w:val="26"/>
-        </w:rPr>
-        <w:t>….</w:t>
-      </w:r>
-      <w:proofErr w:type="spellStart"/>
-      <w:r>
-        <w:rPr>
-          <w:rFonts w:ascii="Times New Roman" w:hAnsi="Times New Roman"/>
-          <w:szCs w:val="26"/>
-        </w:rPr>
-        <w:t>Tại</w:t>
-      </w:r>
-      <w:proofErr w:type="spellEnd"/>
-      <w:proofErr w:type="gramEnd"/>
-      <w:r>
-        <w:rPr>
-          <w:rFonts w:ascii="Times New Roman" w:hAnsi="Times New Roman"/>
-          <w:szCs w:val="26"/>
-        </w:rPr>
-        <w:t xml:space="preserve"> </w:t>
-      </w:r>
-      <w:proofErr w:type="spellStart"/>
-      <w:r>
-        <w:rPr>
-          <w:rFonts w:ascii="Times New Roman" w:hAnsi="Times New Roman"/>
-          <w:szCs w:val="26"/>
-        </w:rPr>
-        <w:t>ngân</w:t>
-      </w:r>
-      <w:proofErr w:type="spellEnd"/>
-      <w:r>
-        <w:rPr>
-          <w:rFonts w:ascii="Times New Roman" w:hAnsi="Times New Roman"/>
-          <w:szCs w:val="26"/>
-        </w:rPr>
-        <w:t xml:space="preserve"> </w:t>
-      </w:r>
-      <w:proofErr w:type="spellStart"/>
-      <w:proofErr w:type="gramStart"/>
-      <w:r>
-        <w:rPr>
-          <w:rFonts w:ascii="Times New Roman" w:hAnsi="Times New Roman"/>
-          <w:szCs w:val="26"/>
-        </w:rPr>
-        <w:t>hàng</w:t>
-      </w:r>
-      <w:proofErr w:type="spellEnd"/>
-      <w:r>
-        <w:rPr>
-          <w:rFonts w:ascii="Times New Roman" w:hAnsi="Times New Roman"/>
-          <w:szCs w:val="26"/>
-        </w:rPr>
-        <w:t>:…</w:t>
-      </w:r>
-      <w:proofErr w:type="gramEnd"/>
-      <w:r>
-        <w:rPr>
-          <w:rFonts w:ascii="Times New Roman" w:hAnsi="Times New Roman"/>
-          <w:szCs w:val="26"/>
-        </w:rPr>
-        <w:t>………………</w:t>
+        <w:t>Tài khoản số:………</w:t>
+      </w:r>
+      <w:r>
+        <w:rPr>
+          <w:rFonts w:ascii="Times New Roman" w:hAnsi="Times New Roman"/>
+          <w:szCs w:val="26"/>
+        </w:rPr>
+        <w:t xml:space="preserve">   ……….Tại ngân hàng:…………………</w:t>
       </w:r>
       <w:r>
         <w:rPr>
@@ -1588,78 +751,12 @@
           <w:szCs w:val="26"/>
         </w:rPr>
       </w:pPr>
-      <w:proofErr w:type="spellStart"/>
-      <w:r>
-        <w:rPr>
-          <w:rFonts w:ascii="Times New Roman" w:hAnsi="Times New Roman"/>
-          <w:szCs w:val="26"/>
-        </w:rPr>
-        <w:t>Địa</w:t>
-      </w:r>
-      <w:proofErr w:type="spellEnd"/>
-      <w:r>
-        <w:rPr>
-          <w:rFonts w:ascii="Times New Roman" w:hAnsi="Times New Roman"/>
-          <w:szCs w:val="26"/>
-        </w:rPr>
-        <w:t xml:space="preserve"> </w:t>
-      </w:r>
-      <w:proofErr w:type="spellStart"/>
-      <w:r>
-        <w:rPr>
-          <w:rFonts w:ascii="Times New Roman" w:hAnsi="Times New Roman"/>
-          <w:szCs w:val="26"/>
-        </w:rPr>
-        <w:t>chỉ</w:t>
-      </w:r>
-      <w:proofErr w:type="spellEnd"/>
-      <w:r>
-        <w:rPr>
-          <w:rFonts w:ascii="Times New Roman" w:hAnsi="Times New Roman"/>
-          <w:szCs w:val="26"/>
-        </w:rPr>
-        <w:t xml:space="preserve"> </w:t>
-      </w:r>
-      <w:proofErr w:type="spellStart"/>
-      <w:r>
-        <w:rPr>
-          <w:rFonts w:ascii="Times New Roman" w:hAnsi="Times New Roman"/>
-          <w:szCs w:val="26"/>
-        </w:rPr>
-        <w:t>giao</w:t>
-      </w:r>
-      <w:proofErr w:type="spellEnd"/>
-      <w:r>
-        <w:rPr>
-          <w:rFonts w:ascii="Times New Roman" w:hAnsi="Times New Roman"/>
-          <w:szCs w:val="26"/>
-        </w:rPr>
-        <w:t xml:space="preserve"> </w:t>
-      </w:r>
-      <w:proofErr w:type="spellStart"/>
-      <w:proofErr w:type="gramStart"/>
-      <w:r>
-        <w:rPr>
-          <w:rFonts w:ascii="Times New Roman" w:hAnsi="Times New Roman"/>
-          <w:szCs w:val="26"/>
-        </w:rPr>
-        <w:t>dịch</w:t>
-      </w:r>
-      <w:proofErr w:type="spellEnd"/>
-      <w:r>
-        <w:rPr>
-          <w:rFonts w:ascii="Times New Roman" w:hAnsi="Times New Roman"/>
-          <w:szCs w:val="26"/>
-        </w:rPr>
-        <w:t>:…</w:t>
-      </w:r>
-      <w:proofErr w:type="gramEnd"/>
-      <w:r>
-        <w:rPr>
-          <w:rFonts w:ascii="Times New Roman" w:hAnsi="Times New Roman"/>
-          <w:szCs w:val="26"/>
-        </w:rPr>
-        <w:t>……………………………………………………………………</w:t>
+      <w:r>
+        <w:rPr>
+          <w:rFonts w:ascii="Times New Roman" w:hAnsi="Times New Roman"/>
+          <w:szCs w:val="26"/>
+        </w:rPr>
+        <w:t>Địa chỉ giao dịch:………………………………………………………………………</w:t>
       </w:r>
       <w:r>
         <w:rPr>
@@ -1678,62 +775,12 @@
           <w:szCs w:val="26"/>
         </w:rPr>
       </w:pPr>
-      <w:proofErr w:type="spellStart"/>
-      <w:r>
-        <w:rPr>
-          <w:rFonts w:ascii="Times New Roman" w:hAnsi="Times New Roman"/>
-          <w:szCs w:val="26"/>
-        </w:rPr>
-        <w:t>Mã</w:t>
-      </w:r>
-      <w:proofErr w:type="spellEnd"/>
-      <w:r>
-        <w:rPr>
-          <w:rFonts w:ascii="Times New Roman" w:hAnsi="Times New Roman"/>
-          <w:szCs w:val="26"/>
-        </w:rPr>
-        <w:t xml:space="preserve"> </w:t>
-      </w:r>
-      <w:proofErr w:type="spellStart"/>
-      <w:r>
-        <w:rPr>
-          <w:rFonts w:ascii="Times New Roman" w:hAnsi="Times New Roman"/>
-          <w:szCs w:val="26"/>
-        </w:rPr>
-        <w:t>số</w:t>
-      </w:r>
-      <w:proofErr w:type="spellEnd"/>
-      <w:r>
-        <w:rPr>
-          <w:rFonts w:ascii="Times New Roman" w:hAnsi="Times New Roman"/>
-          <w:szCs w:val="26"/>
-        </w:rPr>
-        <w:t xml:space="preserve"> </w:t>
-      </w:r>
-      <w:proofErr w:type="spellStart"/>
-      <w:proofErr w:type="gramStart"/>
-      <w:r>
-        <w:rPr>
-          <w:rFonts w:ascii="Times New Roman" w:hAnsi="Times New Roman"/>
-          <w:szCs w:val="26"/>
-        </w:rPr>
-        <w:t>thuế</w:t>
-      </w:r>
-      <w:proofErr w:type="spellEnd"/>
-      <w:r>
-        <w:rPr>
-          <w:rFonts w:ascii="Times New Roman" w:hAnsi="Times New Roman"/>
-          <w:szCs w:val="26"/>
-        </w:rPr>
-        <w:t>:…</w:t>
-      </w:r>
-      <w:proofErr w:type="gramEnd"/>
-      <w:r>
-        <w:rPr>
-          <w:rFonts w:ascii="Times New Roman" w:hAnsi="Times New Roman"/>
-          <w:szCs w:val="26"/>
-        </w:rPr>
-        <w:t>…………………………………………………………………………</w:t>
+      <w:r>
+        <w:rPr>
+          <w:rFonts w:ascii="Times New Roman" w:hAnsi="Times New Roman"/>
+          <w:szCs w:val="26"/>
+        </w:rPr>
+        <w:t>Mã số thuế:……………………………………………………………………………</w:t>
       </w:r>
       <w:r>
         <w:rPr>
@@ -1752,96 +799,13 @@
           <w:szCs w:val="26"/>
         </w:rPr>
       </w:pPr>
-      <w:proofErr w:type="spellStart"/>
-      <w:r>
-        <w:rPr>
-          <w:rFonts w:ascii="Times New Roman" w:hAnsi="Times New Roman"/>
-          <w:szCs w:val="26"/>
-        </w:rPr>
-        <w:t>Mục</w:t>
-      </w:r>
-      <w:proofErr w:type="spellEnd"/>
-      <w:r>
-        <w:rPr>
-          <w:rFonts w:ascii="Times New Roman" w:hAnsi="Times New Roman"/>
-          <w:szCs w:val="26"/>
-        </w:rPr>
-        <w:t xml:space="preserve"> </w:t>
-      </w:r>
-      <w:proofErr w:type="spellStart"/>
-      <w:r>
-        <w:rPr>
-          <w:rFonts w:ascii="Times New Roman" w:hAnsi="Times New Roman"/>
-          <w:szCs w:val="26"/>
-        </w:rPr>
-        <w:t>đích</w:t>
-      </w:r>
-      <w:proofErr w:type="spellEnd"/>
-      <w:r>
-        <w:rPr>
-          <w:rFonts w:ascii="Times New Roman" w:hAnsi="Times New Roman"/>
-          <w:szCs w:val="26"/>
-        </w:rPr>
-        <w:t xml:space="preserve"> </w:t>
-      </w:r>
-      <w:proofErr w:type="spellStart"/>
-      <w:r>
-        <w:rPr>
-          <w:rFonts w:ascii="Times New Roman" w:hAnsi="Times New Roman"/>
-          <w:szCs w:val="26"/>
-        </w:rPr>
-        <w:t>sử</w:t>
-      </w:r>
-      <w:proofErr w:type="spellEnd"/>
-      <w:r>
-        <w:rPr>
-          <w:rFonts w:ascii="Times New Roman" w:hAnsi="Times New Roman"/>
-          <w:szCs w:val="26"/>
-        </w:rPr>
-        <w:t xml:space="preserve"> </w:t>
-      </w:r>
-      <w:proofErr w:type="spellStart"/>
-      <w:r>
-        <w:rPr>
-          <w:rFonts w:ascii="Times New Roman" w:hAnsi="Times New Roman"/>
-          <w:szCs w:val="26"/>
-        </w:rPr>
-        <w:t>dụng</w:t>
-      </w:r>
-      <w:proofErr w:type="spellEnd"/>
-      <w:r>
-        <w:rPr>
-          <w:rFonts w:ascii="Times New Roman" w:hAnsi="Times New Roman"/>
-          <w:szCs w:val="26"/>
-        </w:rPr>
-        <w:t xml:space="preserve"> </w:t>
-      </w:r>
-      <w:proofErr w:type="spellStart"/>
-      <w:proofErr w:type="gramStart"/>
-      <w:r>
-        <w:rPr>
-          <w:rFonts w:ascii="Times New Roman" w:hAnsi="Times New Roman"/>
-          <w:szCs w:val="26"/>
-        </w:rPr>
-        <w:t>điện</w:t>
-      </w:r>
-      <w:proofErr w:type="spellEnd"/>
-      <w:r>
-        <w:rPr>
-          <w:rFonts w:ascii="Times New Roman" w:hAnsi="Times New Roman"/>
-          <w:szCs w:val="26"/>
-        </w:rPr>
-        <w:t>:…</w:t>
-      </w:r>
-      <w:proofErr w:type="gramEnd"/>
-      <w:r>
-        <w:rPr>
-          <w:rFonts w:ascii="Times New Roman" w:hAnsi="Times New Roman"/>
-          <w:szCs w:val="26"/>
-        </w:rPr>
-        <w:t>………………………………………………………………</w:t>
-      </w:r>
-      <w:proofErr w:type="gramStart"/>
+      <w:r>
+        <w:rPr>
+          <w:rFonts w:ascii="Times New Roman" w:hAnsi="Times New Roman"/>
+          <w:szCs w:val="26"/>
+        </w:rPr>
+        <w:t>Mục đích sử dụng điện:…………………………………………………………………</w:t>
+      </w:r>
       <w:r>
         <w:rPr>
           <w:rFonts w:ascii="Times New Roman" w:hAnsi="Times New Roman"/>
@@ -1849,7 +813,6 @@
         </w:rPr>
         <w:t>…..</w:t>
       </w:r>
-      <w:proofErr w:type="gramEnd"/>
     </w:p>
     <w:p>
       <w:pPr>
@@ -1860,126 +823,12 @@
           <w:szCs w:val="26"/>
         </w:rPr>
       </w:pPr>
-      <w:proofErr w:type="spellStart"/>
-      <w:r>
-        <w:rPr>
-          <w:rFonts w:ascii="Times New Roman" w:hAnsi="Times New Roman"/>
-          <w:szCs w:val="26"/>
-        </w:rPr>
-        <w:t>Địa</w:t>
-      </w:r>
-      <w:proofErr w:type="spellEnd"/>
-      <w:r>
-        <w:rPr>
-          <w:rFonts w:ascii="Times New Roman" w:hAnsi="Times New Roman"/>
-          <w:szCs w:val="26"/>
-        </w:rPr>
-        <w:t xml:space="preserve"> </w:t>
-      </w:r>
-      <w:proofErr w:type="spellStart"/>
-      <w:r>
-        <w:rPr>
-          <w:rFonts w:ascii="Times New Roman" w:hAnsi="Times New Roman"/>
-          <w:szCs w:val="26"/>
-        </w:rPr>
-        <w:t>điểm</w:t>
-      </w:r>
-      <w:proofErr w:type="spellEnd"/>
-      <w:r>
-        <w:rPr>
-          <w:rFonts w:ascii="Times New Roman" w:hAnsi="Times New Roman"/>
-          <w:szCs w:val="26"/>
-        </w:rPr>
-        <w:t xml:space="preserve"> </w:t>
-      </w:r>
-      <w:proofErr w:type="spellStart"/>
-      <w:r>
-        <w:rPr>
-          <w:rFonts w:ascii="Times New Roman" w:hAnsi="Times New Roman"/>
-          <w:szCs w:val="26"/>
-        </w:rPr>
-        <w:t>đăng</w:t>
-      </w:r>
-      <w:proofErr w:type="spellEnd"/>
-      <w:r>
-        <w:rPr>
-          <w:rFonts w:ascii="Times New Roman" w:hAnsi="Times New Roman"/>
-          <w:szCs w:val="26"/>
-        </w:rPr>
-        <w:t xml:space="preserve"> </w:t>
-      </w:r>
-      <w:proofErr w:type="spellStart"/>
-      <w:r>
-        <w:rPr>
-          <w:rFonts w:ascii="Times New Roman" w:hAnsi="Times New Roman"/>
-          <w:szCs w:val="26"/>
-        </w:rPr>
-        <w:t>ký</w:t>
-      </w:r>
-      <w:proofErr w:type="spellEnd"/>
-      <w:r>
-        <w:rPr>
-          <w:rFonts w:ascii="Times New Roman" w:hAnsi="Times New Roman"/>
-          <w:szCs w:val="26"/>
-        </w:rPr>
-        <w:t xml:space="preserve"> </w:t>
-      </w:r>
-      <w:proofErr w:type="spellStart"/>
-      <w:r>
-        <w:rPr>
-          <w:rFonts w:ascii="Times New Roman" w:hAnsi="Times New Roman"/>
-          <w:szCs w:val="26"/>
-        </w:rPr>
-        <w:t>sử</w:t>
-      </w:r>
-      <w:proofErr w:type="spellEnd"/>
-      <w:r>
-        <w:rPr>
-          <w:rFonts w:ascii="Times New Roman" w:hAnsi="Times New Roman"/>
-          <w:szCs w:val="26"/>
-        </w:rPr>
-        <w:t xml:space="preserve"> </w:t>
-      </w:r>
-      <w:proofErr w:type="spellStart"/>
-      <w:r>
-        <w:rPr>
-          <w:rFonts w:ascii="Times New Roman" w:hAnsi="Times New Roman"/>
-          <w:szCs w:val="26"/>
-        </w:rPr>
-        <w:t>dụng</w:t>
-      </w:r>
-      <w:proofErr w:type="spellEnd"/>
-      <w:r>
-        <w:rPr>
-          <w:rFonts w:ascii="Times New Roman" w:hAnsi="Times New Roman"/>
-          <w:szCs w:val="26"/>
-        </w:rPr>
-        <w:t xml:space="preserve"> </w:t>
-      </w:r>
-      <w:proofErr w:type="spellStart"/>
-      <w:proofErr w:type="gramStart"/>
-      <w:r>
-        <w:rPr>
-          <w:rFonts w:ascii="Times New Roman" w:hAnsi="Times New Roman"/>
-          <w:szCs w:val="26"/>
-        </w:rPr>
-        <w:t>điện</w:t>
-      </w:r>
-      <w:proofErr w:type="spellEnd"/>
-      <w:r>
-        <w:rPr>
-          <w:rFonts w:ascii="Times New Roman" w:hAnsi="Times New Roman"/>
-          <w:szCs w:val="26"/>
-        </w:rPr>
-        <w:t>:…</w:t>
-      </w:r>
-      <w:proofErr w:type="gramEnd"/>
-      <w:r>
-        <w:rPr>
-          <w:rFonts w:ascii="Times New Roman" w:hAnsi="Times New Roman"/>
-          <w:szCs w:val="26"/>
-        </w:rPr>
-        <w:t>……………………………………………………</w:t>
+      <w:r>
+        <w:rPr>
+          <w:rFonts w:ascii="Times New Roman" w:hAnsi="Times New Roman"/>
+          <w:szCs w:val="26"/>
+        </w:rPr>
+        <w:t>Địa điểm đăng ký sử dụng điện:………………………………………………………</w:t>
       </w:r>
       <w:r>
         <w:rPr>
@@ -2010,96 +859,7 @@
           <w:rFonts w:ascii="Times New Roman" w:hAnsi="Times New Roman"/>
           <w:szCs w:val="26"/>
         </w:rPr>
-        <w:t xml:space="preserve"> </w:t>
-      </w:r>
-      <w:proofErr w:type="spellStart"/>
-      <w:r>
-        <w:rPr>
-          <w:rFonts w:ascii="Times New Roman" w:hAnsi="Times New Roman"/>
-          <w:szCs w:val="26"/>
-        </w:rPr>
-        <w:t>suất</w:t>
-      </w:r>
-      <w:proofErr w:type="spellEnd"/>
-      <w:r>
-        <w:rPr>
-          <w:rFonts w:ascii="Times New Roman" w:hAnsi="Times New Roman"/>
-          <w:szCs w:val="26"/>
-        </w:rPr>
-        <w:t xml:space="preserve"> </w:t>
-      </w:r>
-      <w:proofErr w:type="spellStart"/>
-      <w:r>
-        <w:rPr>
-          <w:rFonts w:ascii="Times New Roman" w:hAnsi="Times New Roman"/>
-          <w:szCs w:val="26"/>
-        </w:rPr>
-        <w:t>đăng</w:t>
-      </w:r>
-      <w:proofErr w:type="spellEnd"/>
-      <w:r>
-        <w:rPr>
-          <w:rFonts w:ascii="Times New Roman" w:hAnsi="Times New Roman"/>
-          <w:szCs w:val="26"/>
-        </w:rPr>
-        <w:t xml:space="preserve"> </w:t>
-      </w:r>
-      <w:proofErr w:type="spellStart"/>
-      <w:r>
-        <w:rPr>
-          <w:rFonts w:ascii="Times New Roman" w:hAnsi="Times New Roman"/>
-          <w:szCs w:val="26"/>
-        </w:rPr>
-        <w:t>ký</w:t>
-      </w:r>
-      <w:proofErr w:type="spellEnd"/>
-      <w:r>
-        <w:rPr>
-          <w:rFonts w:ascii="Times New Roman" w:hAnsi="Times New Roman"/>
-          <w:szCs w:val="26"/>
-        </w:rPr>
-        <w:t xml:space="preserve"> </w:t>
-      </w:r>
-      <w:proofErr w:type="spellStart"/>
-      <w:r>
-        <w:rPr>
-          <w:rFonts w:ascii="Times New Roman" w:hAnsi="Times New Roman"/>
-          <w:szCs w:val="26"/>
-        </w:rPr>
-        <w:t>sử</w:t>
-      </w:r>
-      <w:proofErr w:type="spellEnd"/>
-      <w:r>
-        <w:rPr>
-          <w:rFonts w:ascii="Times New Roman" w:hAnsi="Times New Roman"/>
-          <w:szCs w:val="26"/>
-        </w:rPr>
-        <w:t xml:space="preserve"> </w:t>
-      </w:r>
-      <w:proofErr w:type="spellStart"/>
-      <w:proofErr w:type="gramStart"/>
-      <w:r>
-        <w:rPr>
-          <w:rFonts w:ascii="Times New Roman" w:hAnsi="Times New Roman"/>
-          <w:szCs w:val="26"/>
-        </w:rPr>
-        <w:t>dụng</w:t>
-      </w:r>
-      <w:proofErr w:type="spellEnd"/>
-      <w:r>
-        <w:rPr>
-          <w:rFonts w:ascii="Times New Roman" w:hAnsi="Times New Roman"/>
-          <w:szCs w:val="26"/>
-        </w:rPr>
-        <w:t> :</w:t>
-      </w:r>
-      <w:proofErr w:type="gramEnd"/>
-      <w:r>
-        <w:rPr>
-          <w:rFonts w:ascii="Times New Roman" w:hAnsi="Times New Roman"/>
-          <w:szCs w:val="26"/>
-        </w:rPr>
-        <w:t xml:space="preserve"> ……………kW</w:t>
+        <w:t xml:space="preserve"> suất đăng ký sử dụng : ……………kW</w:t>
       </w:r>
     </w:p>
     <w:p>
@@ -2112,15 +872,28 @@
           <w:szCs w:val="26"/>
         </w:rPr>
       </w:pPr>
-      <w:proofErr w:type="spellStart"/>
-      <w:r>
-        <w:rPr>
-          <w:rFonts w:ascii="Times New Roman" w:hAnsi="Times New Roman"/>
-          <w:szCs w:val="26"/>
-        </w:rPr>
-        <w:t>Tình</w:t>
-      </w:r>
-      <w:proofErr w:type="spellEnd"/>
+      <w:r>
+        <w:rPr>
+          <w:rFonts w:ascii="Times New Roman" w:hAnsi="Times New Roman"/>
+          <w:szCs w:val="26"/>
+        </w:rPr>
+        <w:t xml:space="preserve">Tình trạng sử dụng điện hiện tại: </w:t>
+      </w:r>
+      <w:r>
+        <w:rPr>
+          <w:rFonts w:ascii="Times New Roman" w:hAnsi="Times New Roman"/>
+          <w:szCs w:val="26"/>
+        </w:rPr>
+        <w:t xml:space="preserve">        </w:t>
+      </w:r>
+      <w:r>
+        <w:rPr>
+          <w:rFonts w:ascii="Times New Roman" w:hAnsi="Times New Roman"/>
+          <w:b/>
+          <w:szCs w:val="26"/>
+        </w:rPr>
+        <w:sym w:font="Wingdings 2" w:char="F0A3"/>
+      </w:r>
       <w:r>
         <w:rPr>
           <w:rFonts w:ascii="Times New Roman" w:hAnsi="Times New Roman"/>
@@ -2128,108 +901,19 @@
         </w:rPr>
         <w:t xml:space="preserve"> </w:t>
       </w:r>
-      <w:proofErr w:type="spellStart"/>
-      <w:r>
-        <w:rPr>
-          <w:rFonts w:ascii="Times New Roman" w:hAnsi="Times New Roman"/>
-          <w:szCs w:val="26"/>
-        </w:rPr>
-        <w:t>trạng</w:t>
-      </w:r>
-      <w:proofErr w:type="spellEnd"/>
-      <w:r>
-        <w:rPr>
-          <w:rFonts w:ascii="Times New Roman" w:hAnsi="Times New Roman"/>
-          <w:szCs w:val="26"/>
-        </w:rPr>
-        <w:t xml:space="preserve"> </w:t>
-      </w:r>
-      <w:proofErr w:type="spellStart"/>
-      <w:r>
-        <w:rPr>
-          <w:rFonts w:ascii="Times New Roman" w:hAnsi="Times New Roman"/>
-          <w:szCs w:val="26"/>
-        </w:rPr>
-        <w:t>sử</w:t>
-      </w:r>
-      <w:proofErr w:type="spellEnd"/>
-      <w:r>
-        <w:rPr>
-          <w:rFonts w:ascii="Times New Roman" w:hAnsi="Times New Roman"/>
-          <w:szCs w:val="26"/>
-        </w:rPr>
-        <w:t xml:space="preserve"> </w:t>
-      </w:r>
-      <w:proofErr w:type="spellStart"/>
-      <w:r>
-        <w:rPr>
-          <w:rFonts w:ascii="Times New Roman" w:hAnsi="Times New Roman"/>
-          <w:szCs w:val="26"/>
-        </w:rPr>
-        <w:t>dụng</w:t>
-      </w:r>
-      <w:proofErr w:type="spellEnd"/>
-      <w:r>
-        <w:rPr>
-          <w:rFonts w:ascii="Times New Roman" w:hAnsi="Times New Roman"/>
-          <w:szCs w:val="26"/>
-        </w:rPr>
-        <w:t xml:space="preserve"> </w:t>
-      </w:r>
-      <w:proofErr w:type="spellStart"/>
-      <w:r>
-        <w:rPr>
-          <w:rFonts w:ascii="Times New Roman" w:hAnsi="Times New Roman"/>
-          <w:szCs w:val="26"/>
-        </w:rPr>
-        <w:t>điện</w:t>
-      </w:r>
-      <w:proofErr w:type="spellEnd"/>
-      <w:r>
-        <w:rPr>
-          <w:rFonts w:ascii="Times New Roman" w:hAnsi="Times New Roman"/>
-          <w:szCs w:val="26"/>
-        </w:rPr>
-        <w:t xml:space="preserve"> </w:t>
-      </w:r>
-      <w:proofErr w:type="spellStart"/>
-      <w:r>
-        <w:rPr>
-          <w:rFonts w:ascii="Times New Roman" w:hAnsi="Times New Roman"/>
-          <w:szCs w:val="26"/>
-        </w:rPr>
-        <w:t>hiện</w:t>
-      </w:r>
-      <w:proofErr w:type="spellEnd"/>
-      <w:r>
-        <w:rPr>
-          <w:rFonts w:ascii="Times New Roman" w:hAnsi="Times New Roman"/>
-          <w:szCs w:val="26"/>
-        </w:rPr>
-        <w:t xml:space="preserve"> </w:t>
-      </w:r>
-      <w:proofErr w:type="spellStart"/>
-      <w:r>
-        <w:rPr>
-          <w:rFonts w:ascii="Times New Roman" w:hAnsi="Times New Roman"/>
-          <w:szCs w:val="26"/>
-        </w:rPr>
-        <w:t>tại</w:t>
-      </w:r>
-      <w:proofErr w:type="spellEnd"/>
-      <w:r>
-        <w:rPr>
-          <w:rFonts w:ascii="Times New Roman" w:hAnsi="Times New Roman"/>
-          <w:szCs w:val="26"/>
-        </w:rPr>
-        <w:t xml:space="preserve">: </w:t>
-      </w:r>
-      <w:r>
-        <w:rPr>
-          <w:rFonts w:ascii="Times New Roman" w:hAnsi="Times New Roman"/>
-          <w:szCs w:val="26"/>
-        </w:rPr>
-        <w:t xml:space="preserve">        </w:t>
+      <w:r>
+        <w:rPr>
+          <w:rFonts w:ascii="Times New Roman" w:hAnsi="Times New Roman"/>
+          <w:szCs w:val="26"/>
+        </w:rPr>
+        <w:t>Chưa có điện;</w:t>
+      </w:r>
+      <w:r>
+        <w:rPr>
+          <w:rFonts w:ascii="Times New Roman" w:hAnsi="Times New Roman"/>
+          <w:szCs w:val="26"/>
+        </w:rPr>
+        <w:t xml:space="preserve">       </w:t>
       </w:r>
       <w:r>
         <w:rPr>
@@ -2242,169 +926,17 @@
       <w:r>
         <w:rPr>
           <w:rFonts w:ascii="Times New Roman" w:hAnsi="Times New Roman"/>
-          <w:szCs w:val="26"/>
-        </w:rPr>
-        <w:t xml:space="preserve"> </w:t>
-      </w:r>
-      <w:proofErr w:type="spellStart"/>
-      <w:r>
-        <w:rPr>
-          <w:rFonts w:ascii="Times New Roman" w:hAnsi="Times New Roman"/>
-          <w:szCs w:val="26"/>
-        </w:rPr>
-        <w:t>Chưa</w:t>
-      </w:r>
-      <w:proofErr w:type="spellEnd"/>
-      <w:r>
-        <w:rPr>
-          <w:rFonts w:ascii="Times New Roman" w:hAnsi="Times New Roman"/>
-          <w:szCs w:val="26"/>
-        </w:rPr>
-        <w:t xml:space="preserve"> </w:t>
-      </w:r>
-      <w:proofErr w:type="spellStart"/>
-      <w:r>
-        <w:rPr>
-          <w:rFonts w:ascii="Times New Roman" w:hAnsi="Times New Roman"/>
-          <w:szCs w:val="26"/>
-        </w:rPr>
-        <w:t>có</w:t>
-      </w:r>
-      <w:proofErr w:type="spellEnd"/>
-      <w:r>
-        <w:rPr>
-          <w:rFonts w:ascii="Times New Roman" w:hAnsi="Times New Roman"/>
-          <w:szCs w:val="26"/>
-        </w:rPr>
-        <w:t xml:space="preserve"> </w:t>
-      </w:r>
-      <w:proofErr w:type="spellStart"/>
-      <w:proofErr w:type="gramStart"/>
-      <w:r>
-        <w:rPr>
-          <w:rFonts w:ascii="Times New Roman" w:hAnsi="Times New Roman"/>
-          <w:szCs w:val="26"/>
-        </w:rPr>
-        <w:t>điện</w:t>
-      </w:r>
-      <w:proofErr w:type="spellEnd"/>
-      <w:r>
-        <w:rPr>
-          <w:rFonts w:ascii="Times New Roman" w:hAnsi="Times New Roman"/>
-          <w:szCs w:val="26"/>
-        </w:rPr>
-        <w:t>;</w:t>
-      </w:r>
-      <w:r>
-        <w:rPr>
-          <w:rFonts w:ascii="Times New Roman" w:hAnsi="Times New Roman"/>
-          <w:szCs w:val="26"/>
-        </w:rPr>
-        <w:t xml:space="preserve">   </w:t>
-      </w:r>
-      <w:proofErr w:type="gramEnd"/>
-      <w:r>
-        <w:rPr>
-          <w:rFonts w:ascii="Times New Roman" w:hAnsi="Times New Roman"/>
-          <w:szCs w:val="26"/>
-        </w:rPr>
-        <w:t xml:space="preserve">    </w:t>
-      </w:r>
-      <w:r>
-        <w:rPr>
-          <w:rFonts w:ascii="Times New Roman" w:hAnsi="Times New Roman"/>
           <w:b/>
           <w:szCs w:val="26"/>
         </w:rPr>
-        <w:sym w:font="Wingdings 2" w:char="F0A3"/>
-      </w:r>
-      <w:r>
-        <w:rPr>
-          <w:rFonts w:ascii="Times New Roman" w:hAnsi="Times New Roman"/>
-          <w:b/>
-          <w:szCs w:val="26"/>
-        </w:rPr>
         <w:t xml:space="preserve">  </w:t>
       </w:r>
-      <w:proofErr w:type="spellStart"/>
-      <w:r>
-        <w:rPr>
-          <w:rFonts w:ascii="Times New Roman" w:hAnsi="Times New Roman"/>
-          <w:szCs w:val="26"/>
-        </w:rPr>
-        <w:t>Đang</w:t>
-      </w:r>
-      <w:proofErr w:type="spellEnd"/>
-      <w:r>
-        <w:rPr>
-          <w:rFonts w:ascii="Times New Roman" w:hAnsi="Times New Roman"/>
-          <w:szCs w:val="26"/>
-        </w:rPr>
-        <w:t xml:space="preserve"> </w:t>
-      </w:r>
-      <w:proofErr w:type="spellStart"/>
-      <w:r>
-        <w:rPr>
-          <w:rFonts w:ascii="Times New Roman" w:hAnsi="Times New Roman"/>
-          <w:szCs w:val="26"/>
-        </w:rPr>
-        <w:t>dùng</w:t>
-      </w:r>
-      <w:proofErr w:type="spellEnd"/>
-      <w:r>
-        <w:rPr>
-          <w:rFonts w:ascii="Times New Roman" w:hAnsi="Times New Roman"/>
-          <w:szCs w:val="26"/>
-        </w:rPr>
-        <w:t xml:space="preserve"> </w:t>
-      </w:r>
-      <w:proofErr w:type="spellStart"/>
-      <w:r>
-        <w:rPr>
-          <w:rFonts w:ascii="Times New Roman" w:hAnsi="Times New Roman"/>
-          <w:szCs w:val="26"/>
-        </w:rPr>
-        <w:t>công</w:t>
-      </w:r>
-      <w:proofErr w:type="spellEnd"/>
-      <w:r>
-        <w:rPr>
-          <w:rFonts w:ascii="Times New Roman" w:hAnsi="Times New Roman"/>
-          <w:szCs w:val="26"/>
-        </w:rPr>
-        <w:t xml:space="preserve"> </w:t>
-      </w:r>
-      <w:proofErr w:type="spellStart"/>
-      <w:r>
-        <w:rPr>
-          <w:rFonts w:ascii="Times New Roman" w:hAnsi="Times New Roman"/>
-          <w:szCs w:val="26"/>
-        </w:rPr>
-        <w:t>tơ</w:t>
-      </w:r>
-      <w:proofErr w:type="spellEnd"/>
-      <w:r>
-        <w:rPr>
-          <w:rFonts w:ascii="Times New Roman" w:hAnsi="Times New Roman"/>
-          <w:szCs w:val="26"/>
-        </w:rPr>
-        <w:t xml:space="preserve"> </w:t>
-      </w:r>
-      <w:proofErr w:type="spellStart"/>
-      <w:r>
-        <w:rPr>
-          <w:rFonts w:ascii="Times New Roman" w:hAnsi="Times New Roman"/>
-          <w:szCs w:val="26"/>
-        </w:rPr>
-        <w:t>chung</w:t>
-      </w:r>
-      <w:proofErr w:type="spellEnd"/>
-      <w:r>
-        <w:rPr>
-          <w:rFonts w:ascii="Times New Roman" w:hAnsi="Times New Roman"/>
-          <w:szCs w:val="26"/>
-        </w:rPr>
-        <w:t xml:space="preserve"> </w:t>
+      <w:r>
+        <w:rPr>
+          <w:rFonts w:ascii="Times New Roman" w:hAnsi="Times New Roman"/>
+          <w:szCs w:val="26"/>
+        </w:rPr>
+        <w:t xml:space="preserve">Đang dùng công tơ chung </w:t>
       </w:r>
     </w:p>
     <w:p>
@@ -2416,150 +948,41 @@
           <w:szCs w:val="26"/>
         </w:rPr>
       </w:pPr>
-      <w:proofErr w:type="spellStart"/>
-      <w:r>
-        <w:rPr>
-          <w:rFonts w:ascii="Times New Roman" w:hAnsi="Times New Roman"/>
-          <w:szCs w:val="26"/>
-        </w:rPr>
-        <w:t>Họ</w:t>
-      </w:r>
-      <w:proofErr w:type="spellEnd"/>
-      <w:r>
-        <w:rPr>
-          <w:rFonts w:ascii="Times New Roman" w:hAnsi="Times New Roman"/>
-          <w:szCs w:val="26"/>
-        </w:rPr>
-        <w:t xml:space="preserve"> </w:t>
-      </w:r>
-      <w:proofErr w:type="spellStart"/>
-      <w:r>
-        <w:rPr>
-          <w:rFonts w:ascii="Times New Roman" w:hAnsi="Times New Roman"/>
-          <w:szCs w:val="26"/>
-        </w:rPr>
-        <w:t>và</w:t>
-      </w:r>
-      <w:proofErr w:type="spellEnd"/>
-      <w:r>
-        <w:rPr>
-          <w:rFonts w:ascii="Times New Roman" w:hAnsi="Times New Roman"/>
-          <w:szCs w:val="26"/>
-        </w:rPr>
-        <w:t xml:space="preserve"> </w:t>
-      </w:r>
-      <w:proofErr w:type="spellStart"/>
-      <w:r>
-        <w:rPr>
-          <w:rFonts w:ascii="Times New Roman" w:hAnsi="Times New Roman"/>
-          <w:szCs w:val="26"/>
-        </w:rPr>
-        <w:t>tên</w:t>
-      </w:r>
-      <w:proofErr w:type="spellEnd"/>
-      <w:r>
-        <w:rPr>
-          <w:rFonts w:ascii="Times New Roman" w:hAnsi="Times New Roman"/>
-          <w:szCs w:val="26"/>
-        </w:rPr>
-        <w:t xml:space="preserve"> </w:t>
-      </w:r>
-      <w:proofErr w:type="spellStart"/>
-      <w:r>
-        <w:rPr>
-          <w:rFonts w:ascii="Times New Roman" w:hAnsi="Times New Roman"/>
-          <w:szCs w:val="26"/>
-        </w:rPr>
-        <w:t>người</w:t>
-      </w:r>
-      <w:proofErr w:type="spellEnd"/>
-      <w:r>
-        <w:rPr>
-          <w:rFonts w:ascii="Times New Roman" w:hAnsi="Times New Roman"/>
-          <w:szCs w:val="26"/>
-        </w:rPr>
-        <w:t xml:space="preserve"> </w:t>
-      </w:r>
-      <w:proofErr w:type="spellStart"/>
-      <w:r>
-        <w:rPr>
-          <w:rFonts w:ascii="Times New Roman" w:hAnsi="Times New Roman"/>
-          <w:szCs w:val="26"/>
-        </w:rPr>
-        <w:t>liên</w:t>
-      </w:r>
-      <w:proofErr w:type="spellEnd"/>
-      <w:r>
-        <w:rPr>
-          <w:rFonts w:ascii="Times New Roman" w:hAnsi="Times New Roman"/>
-          <w:szCs w:val="26"/>
-        </w:rPr>
-        <w:t xml:space="preserve"> </w:t>
-      </w:r>
-      <w:proofErr w:type="spellStart"/>
-      <w:r>
-        <w:rPr>
-          <w:rFonts w:ascii="Times New Roman" w:hAnsi="Times New Roman"/>
-          <w:szCs w:val="26"/>
-        </w:rPr>
-        <w:t>hệ</w:t>
-      </w:r>
-      <w:proofErr w:type="spellEnd"/>
-      <w:r>
-        <w:rPr>
-          <w:rFonts w:ascii="Times New Roman" w:hAnsi="Times New Roman"/>
-          <w:szCs w:val="26"/>
-        </w:rPr>
-        <w:t xml:space="preserve"> </w:t>
-      </w:r>
-      <w:proofErr w:type="spellStart"/>
-      <w:proofErr w:type="gramStart"/>
-      <w:r>
-        <w:rPr>
-          <w:rFonts w:ascii="Times New Roman" w:hAnsi="Times New Roman"/>
-          <w:szCs w:val="26"/>
-        </w:rPr>
-        <w:t>khác</w:t>
-      </w:r>
-      <w:proofErr w:type="spellEnd"/>
-      <w:r>
-        <w:rPr>
-          <w:rFonts w:ascii="Times New Roman" w:hAnsi="Times New Roman"/>
-          <w:szCs w:val="26"/>
-        </w:rPr>
-        <w:t xml:space="preserve"> </w:t>
-      </w:r>
-      <w:r>
-        <w:rPr>
-          <w:rFonts w:ascii="Times New Roman" w:hAnsi="Times New Roman"/>
-          <w:szCs w:val="26"/>
-        </w:rPr>
-        <w:t>:</w:t>
-      </w:r>
-      <w:proofErr w:type="gramEnd"/>
-      <w:r>
-        <w:rPr>
-          <w:rFonts w:ascii="Times New Roman" w:hAnsi="Times New Roman"/>
-          <w:szCs w:val="26"/>
-        </w:rPr>
-        <w:t xml:space="preserve"> </w:t>
-      </w:r>
-      <w:r>
-        <w:rPr>
-          <w:rFonts w:ascii="Times New Roman" w:hAnsi="Times New Roman"/>
-          <w:szCs w:val="26"/>
-        </w:rPr>
-        <w:t>…………</w:t>
-      </w:r>
-      <w:proofErr w:type="gramStart"/>
-      <w:r>
-        <w:rPr>
-          <w:rFonts w:ascii="Times New Roman" w:hAnsi="Times New Roman"/>
-          <w:szCs w:val="26"/>
-        </w:rPr>
-        <w:t>…..</w:t>
-      </w:r>
-      <w:proofErr w:type="gramEnd"/>
+      <w:r>
+        <w:rPr>
+          <w:rFonts w:ascii="Times New Roman" w:hAnsi="Times New Roman"/>
+          <w:szCs w:val="26"/>
+        </w:rPr>
+        <w:t xml:space="preserve">Họ và tên </w:t>
+      </w:r>
+      <w:r>
+        <w:rPr>
+          <w:rFonts w:ascii="Times New Roman" w:hAnsi="Times New Roman"/>
+          <w:szCs w:val="26"/>
+        </w:rPr>
+        <w:t>người liên hệ</w:t>
+      </w:r>
+      <w:r>
+        <w:rPr>
+          <w:rFonts w:ascii="Times New Roman" w:hAnsi="Times New Roman"/>
+          <w:szCs w:val="26"/>
+        </w:rPr>
+        <w:t xml:space="preserve"> khác </w:t>
+      </w:r>
+      <w:r>
+        <w:rPr>
+          <w:rFonts w:ascii="Times New Roman" w:hAnsi="Times New Roman"/>
+          <w:szCs w:val="26"/>
+        </w:rPr>
+        <w:t xml:space="preserve">: </w:t>
+      </w:r>
+      <w:r>
+        <w:rPr>
+          <w:rFonts w:ascii="Times New Roman" w:hAnsi="Times New Roman"/>
+          <w:szCs w:val="26"/>
+        </w:rPr>
+        <w:t>……………..</w:t>
+      </w:r>
       <w:r>
         <w:rPr>
           <w:rFonts w:ascii="Times New Roman" w:hAnsi="Times New Roman"/>
@@ -2577,47 +1000,20 @@
           <w:szCs w:val="26"/>
         </w:rPr>
       </w:pPr>
-      <w:proofErr w:type="spellStart"/>
-      <w:r>
-        <w:rPr>
-          <w:rFonts w:ascii="Times New Roman" w:hAnsi="Times New Roman"/>
-          <w:szCs w:val="26"/>
-        </w:rPr>
-        <w:t>Chức</w:t>
-      </w:r>
-      <w:proofErr w:type="spellEnd"/>
-      <w:r>
-        <w:rPr>
-          <w:rFonts w:ascii="Times New Roman" w:hAnsi="Times New Roman"/>
-          <w:szCs w:val="26"/>
-        </w:rPr>
-        <w:t xml:space="preserve"> </w:t>
-      </w:r>
-      <w:proofErr w:type="spellStart"/>
-      <w:r>
-        <w:rPr>
-          <w:rFonts w:ascii="Times New Roman" w:hAnsi="Times New Roman"/>
-          <w:szCs w:val="26"/>
-        </w:rPr>
-        <w:t>vụ</w:t>
-      </w:r>
-      <w:proofErr w:type="spellEnd"/>
-      <w:r>
-        <w:rPr>
-          <w:rFonts w:ascii="Times New Roman" w:hAnsi="Times New Roman"/>
-          <w:szCs w:val="26"/>
-        </w:rPr>
-        <w:t xml:space="preserve">/Quan </w:t>
-      </w:r>
-      <w:proofErr w:type="spellStart"/>
-      <w:r>
-        <w:rPr>
-          <w:rFonts w:ascii="Times New Roman" w:hAnsi="Times New Roman"/>
-          <w:szCs w:val="26"/>
-        </w:rPr>
-        <w:t>hệ</w:t>
-      </w:r>
-      <w:proofErr w:type="spellEnd"/>
+      <w:r>
+        <w:rPr>
+          <w:rFonts w:ascii="Times New Roman" w:hAnsi="Times New Roman"/>
+          <w:szCs w:val="26"/>
+        </w:rPr>
+        <w:t>Chức vụ</w:t>
+      </w:r>
+      <w:r>
+        <w:rPr>
+          <w:rFonts w:ascii="Times New Roman" w:hAnsi="Times New Roman"/>
+          <w:szCs w:val="26"/>
+        </w:rPr>
+        <w:t>/Quan hệ</w:t>
+      </w:r>
       <w:r>
         <w:rPr>
           <w:rFonts w:ascii="Times New Roman" w:hAnsi="Times New Roman"/>
@@ -2650,53 +1046,12 @@
           <w:szCs w:val="26"/>
         </w:rPr>
       </w:pPr>
-      <w:proofErr w:type="spellStart"/>
-      <w:r>
-        <w:rPr>
-          <w:rFonts w:ascii="Times New Roman" w:hAnsi="Times New Roman"/>
-          <w:szCs w:val="26"/>
-        </w:rPr>
-        <w:t>Số</w:t>
-      </w:r>
-      <w:proofErr w:type="spellEnd"/>
-      <w:r>
-        <w:rPr>
-          <w:rFonts w:ascii="Times New Roman" w:hAnsi="Times New Roman"/>
-          <w:szCs w:val="26"/>
-        </w:rPr>
-        <w:t xml:space="preserve"> </w:t>
-      </w:r>
-      <w:proofErr w:type="spellStart"/>
-      <w:r>
-        <w:rPr>
-          <w:rFonts w:ascii="Times New Roman" w:hAnsi="Times New Roman"/>
-          <w:szCs w:val="26"/>
-        </w:rPr>
-        <w:t>điện</w:t>
-      </w:r>
-      <w:proofErr w:type="spellEnd"/>
-      <w:r>
-        <w:rPr>
-          <w:rFonts w:ascii="Times New Roman" w:hAnsi="Times New Roman"/>
-          <w:szCs w:val="26"/>
-        </w:rPr>
-        <w:t xml:space="preserve"> </w:t>
-      </w:r>
-      <w:proofErr w:type="spellStart"/>
-      <w:r>
-        <w:rPr>
-          <w:rFonts w:ascii="Times New Roman" w:hAnsi="Times New Roman"/>
-          <w:szCs w:val="26"/>
-        </w:rPr>
-        <w:t>thoại</w:t>
-      </w:r>
-      <w:proofErr w:type="spellEnd"/>
-      <w:r>
-        <w:rPr>
-          <w:rFonts w:ascii="Times New Roman" w:hAnsi="Times New Roman"/>
-          <w:szCs w:val="26"/>
-        </w:rPr>
-        <w:t>: ………………</w:t>
+      <w:r>
+        <w:rPr>
+          <w:rFonts w:ascii="Times New Roman" w:hAnsi="Times New Roman"/>
+          <w:szCs w:val="26"/>
+        </w:rPr>
+        <w:t>Số điện thoại: ………………</w:t>
       </w:r>
       <w:r>
         <w:rPr>
@@ -2724,17 +1079,8 @@
           <w:rFonts w:ascii="Times New Roman" w:hAnsi="Times New Roman"/>
           <w:szCs w:val="26"/>
         </w:rPr>
-        <w:t>…………………………………</w:t>
-      </w:r>
-      <w:proofErr w:type="gramStart"/>
-      <w:r>
-        <w:rPr>
-          <w:rFonts w:ascii="Times New Roman" w:hAnsi="Times New Roman"/>
-          <w:szCs w:val="26"/>
-        </w:rPr>
-        <w:t>…..</w:t>
-      </w:r>
-      <w:proofErr w:type="gramEnd"/>
+        <w:t>……………………………………..</w:t>
+      </w:r>
     </w:p>
     <w:p>
       <w:pPr>
@@ -2745,94 +1091,12 @@
           <w:szCs w:val="26"/>
         </w:rPr>
       </w:pPr>
-      <w:proofErr w:type="spellStart"/>
-      <w:r>
-        <w:rPr>
-          <w:rFonts w:ascii="Times New Roman" w:hAnsi="Times New Roman"/>
-          <w:szCs w:val="26"/>
-        </w:rPr>
-        <w:t>Tên</w:t>
-      </w:r>
-      <w:proofErr w:type="spellEnd"/>
-      <w:r>
-        <w:rPr>
-          <w:rFonts w:ascii="Times New Roman" w:hAnsi="Times New Roman"/>
-          <w:szCs w:val="26"/>
-        </w:rPr>
-        <w:t xml:space="preserve"> </w:t>
-      </w:r>
-      <w:proofErr w:type="spellStart"/>
-      <w:r>
-        <w:rPr>
-          <w:rFonts w:ascii="Times New Roman" w:hAnsi="Times New Roman"/>
-          <w:szCs w:val="26"/>
-        </w:rPr>
-        <w:t>chủ</w:t>
-      </w:r>
-      <w:proofErr w:type="spellEnd"/>
-      <w:r>
-        <w:rPr>
-          <w:rFonts w:ascii="Times New Roman" w:hAnsi="Times New Roman"/>
-          <w:szCs w:val="26"/>
-        </w:rPr>
-        <w:t xml:space="preserve"> </w:t>
-      </w:r>
-      <w:proofErr w:type="spellStart"/>
-      <w:r>
-        <w:rPr>
-          <w:rFonts w:ascii="Times New Roman" w:hAnsi="Times New Roman"/>
-          <w:szCs w:val="26"/>
-        </w:rPr>
-        <w:t>hộ</w:t>
-      </w:r>
-      <w:proofErr w:type="spellEnd"/>
-      <w:r>
-        <w:rPr>
-          <w:rFonts w:ascii="Times New Roman" w:hAnsi="Times New Roman"/>
-          <w:szCs w:val="26"/>
-        </w:rPr>
-        <w:t xml:space="preserve"> </w:t>
-      </w:r>
-      <w:proofErr w:type="spellStart"/>
-      <w:r>
-        <w:rPr>
-          <w:rFonts w:ascii="Times New Roman" w:hAnsi="Times New Roman"/>
-          <w:szCs w:val="26"/>
-        </w:rPr>
-        <w:t>dùng</w:t>
-      </w:r>
-      <w:proofErr w:type="spellEnd"/>
-      <w:r>
-        <w:rPr>
-          <w:rFonts w:ascii="Times New Roman" w:hAnsi="Times New Roman"/>
-          <w:szCs w:val="26"/>
-        </w:rPr>
-        <w:t xml:space="preserve"> </w:t>
-      </w:r>
-      <w:proofErr w:type="spellStart"/>
-      <w:r>
-        <w:rPr>
-          <w:rFonts w:ascii="Times New Roman" w:hAnsi="Times New Roman"/>
-          <w:szCs w:val="26"/>
-        </w:rPr>
-        <w:t>chung</w:t>
-      </w:r>
-      <w:proofErr w:type="spellEnd"/>
-      <w:proofErr w:type="gramStart"/>
-      <w:r>
-        <w:rPr>
-          <w:rFonts w:ascii="Times New Roman" w:hAnsi="Times New Roman"/>
-          <w:szCs w:val="26"/>
-        </w:rPr>
-        <w:t xml:space="preserve"> :…</w:t>
-      </w:r>
-      <w:proofErr w:type="gramEnd"/>
-      <w:r>
-        <w:rPr>
-          <w:rFonts w:ascii="Times New Roman" w:hAnsi="Times New Roman"/>
-          <w:szCs w:val="26"/>
-        </w:rPr>
-        <w:t>…………………………………………………………</w:t>
+      <w:r>
+        <w:rPr>
+          <w:rFonts w:ascii="Times New Roman" w:hAnsi="Times New Roman"/>
+          <w:szCs w:val="26"/>
+        </w:rPr>
+        <w:t>Tên chủ hộ dùng chung :……………………………………………………………</w:t>
       </w:r>
       <w:r>
         <w:rPr>
@@ -2841,7 +1105,6 @@
         </w:rPr>
         <w:t>…</w:t>
       </w:r>
-      <w:proofErr w:type="gramStart"/>
       <w:r>
         <w:rPr>
           <w:rFonts w:ascii="Times New Roman" w:hAnsi="Times New Roman"/>
@@ -2855,23 +1118,14 @@
           <w:sz w:val="16"/>
           <w:szCs w:val="16"/>
         </w:rPr>
-        <w:t>(</w:t>
-      </w:r>
-      <w:proofErr w:type="gramEnd"/>
+        <w:t>(6</w:t>
+      </w:r>
       <w:r>
         <w:rPr>
           <w:rFonts w:ascii="Times New Roman" w:hAnsi="Times New Roman"/>
           <w:sz w:val="16"/>
           <w:szCs w:val="16"/>
         </w:rPr>
-        <w:t>6</w:t>
-      </w:r>
-      <w:r>
-        <w:rPr>
-          <w:rFonts w:ascii="Times New Roman" w:hAnsi="Times New Roman"/>
-          <w:sz w:val="16"/>
-          <w:szCs w:val="16"/>
-        </w:rPr>
         <w:t>)</w:t>
       </w:r>
     </w:p>
@@ -2884,76 +1138,26 @@
           <w:szCs w:val="26"/>
         </w:rPr>
       </w:pPr>
-      <w:proofErr w:type="spellStart"/>
-      <w:r>
-        <w:rPr>
-          <w:rFonts w:ascii="Times New Roman" w:hAnsi="Times New Roman"/>
-          <w:szCs w:val="26"/>
-        </w:rPr>
-        <w:t>Số</w:t>
-      </w:r>
-      <w:proofErr w:type="spellEnd"/>
-      <w:r>
-        <w:rPr>
-          <w:rFonts w:ascii="Times New Roman" w:hAnsi="Times New Roman"/>
-          <w:szCs w:val="26"/>
-        </w:rPr>
-        <w:t xml:space="preserve"> </w:t>
-      </w:r>
-      <w:proofErr w:type="gramStart"/>
-      <w:r>
-        <w:rPr>
-          <w:rFonts w:ascii="Times New Roman" w:hAnsi="Times New Roman"/>
-          <w:szCs w:val="26"/>
-        </w:rPr>
-        <w:t>HĐMBĐ:…</w:t>
-      </w:r>
-      <w:proofErr w:type="gramEnd"/>
-      <w:r>
-        <w:rPr>
-          <w:rFonts w:ascii="Times New Roman" w:hAnsi="Times New Roman"/>
-          <w:szCs w:val="26"/>
-        </w:rPr>
-        <w:t>………</w:t>
-      </w:r>
-      <w:r>
-        <w:rPr>
-          <w:rFonts w:ascii="Times New Roman" w:hAnsi="Times New Roman"/>
-          <w:szCs w:val="26"/>
-        </w:rPr>
-        <w:t xml:space="preserve">…; </w:t>
-      </w:r>
-      <w:proofErr w:type="spellStart"/>
-      <w:r>
-        <w:rPr>
-          <w:rFonts w:ascii="Times New Roman" w:hAnsi="Times New Roman"/>
-          <w:szCs w:val="26"/>
-        </w:rPr>
-        <w:t>Mã</w:t>
-      </w:r>
-      <w:proofErr w:type="spellEnd"/>
-      <w:r>
-        <w:rPr>
-          <w:rFonts w:ascii="Times New Roman" w:hAnsi="Times New Roman"/>
-          <w:szCs w:val="26"/>
-        </w:rPr>
-        <w:t xml:space="preserve"> </w:t>
-      </w:r>
-      <w:proofErr w:type="gramStart"/>
-      <w:r>
-        <w:rPr>
-          <w:rFonts w:ascii="Times New Roman" w:hAnsi="Times New Roman"/>
-          <w:szCs w:val="26"/>
-        </w:rPr>
-        <w:t>KH:…</w:t>
-      </w:r>
-      <w:proofErr w:type="gramEnd"/>
-      <w:r>
-        <w:rPr>
-          <w:rFonts w:ascii="Times New Roman" w:hAnsi="Times New Roman"/>
-          <w:szCs w:val="26"/>
-        </w:rPr>
-        <w:t>……………</w:t>
+      <w:r>
+        <w:rPr>
+          <w:rFonts w:ascii="Times New Roman" w:hAnsi="Times New Roman"/>
+          <w:szCs w:val="26"/>
+        </w:rPr>
+        <w:t>Số HĐMBĐ:…………</w:t>
+      </w:r>
+      <w:r>
+        <w:rPr>
+          <w:rFonts w:ascii="Times New Roman" w:hAnsi="Times New Roman"/>
+          <w:szCs w:val="26"/>
+        </w:rPr>
+        <w:t>…; Mã</w:t>
+      </w:r>
+      <w:r>
+        <w:rPr>
+          <w:rFonts w:ascii="Times New Roman" w:hAnsi="Times New Roman"/>
+          <w:szCs w:val="26"/>
+        </w:rPr>
+        <w:t xml:space="preserve"> KH:………………</w:t>
       </w:r>
       <w:r>
         <w:rPr>
@@ -2967,39 +1171,7 @@
           <w:rFonts w:ascii="Times New Roman" w:hAnsi="Times New Roman"/>
           <w:szCs w:val="26"/>
         </w:rPr>
-        <w:t xml:space="preserve">; </w:t>
-      </w:r>
-      <w:proofErr w:type="spellStart"/>
-      <w:r>
-        <w:rPr>
-          <w:rFonts w:ascii="Times New Roman" w:hAnsi="Times New Roman"/>
-          <w:szCs w:val="26"/>
-        </w:rPr>
-        <w:t>địa</w:t>
-      </w:r>
-      <w:proofErr w:type="spellEnd"/>
-      <w:r>
-        <w:rPr>
-          <w:rFonts w:ascii="Times New Roman" w:hAnsi="Times New Roman"/>
-          <w:szCs w:val="26"/>
-        </w:rPr>
-        <w:t xml:space="preserve"> </w:t>
-      </w:r>
-      <w:proofErr w:type="spellStart"/>
-      <w:r>
-        <w:rPr>
-          <w:rFonts w:ascii="Times New Roman" w:hAnsi="Times New Roman"/>
-          <w:szCs w:val="26"/>
-        </w:rPr>
-        <w:t>chỉ</w:t>
-      </w:r>
-      <w:proofErr w:type="spellEnd"/>
-      <w:r>
-        <w:rPr>
-          <w:rFonts w:ascii="Times New Roman" w:hAnsi="Times New Roman"/>
-          <w:szCs w:val="26"/>
-        </w:rPr>
-        <w:t xml:space="preserve"> ……………………………</w:t>
+        <w:t>; địa chỉ ……………………………</w:t>
       </w:r>
     </w:p>
     <w:tbl>
@@ -3056,23 +1228,7 @@
                 <w:rFonts w:ascii="Times New Roman" w:hAnsi="Times New Roman"/>
                 <w:i/>
               </w:rPr>
-              <w:t xml:space="preserve">Xuân Lộc, </w:t>
-            </w:r>
-            <w:proofErr w:type="spellStart"/>
-            <w:r>
-              <w:rPr>
-                <w:rFonts w:ascii="Times New Roman" w:hAnsi="Times New Roman"/>
-                <w:i/>
-              </w:rPr>
-              <w:t>ngày</w:t>
-            </w:r>
-            <w:proofErr w:type="spellEnd"/>
-            <w:r>
-              <w:rPr>
-                <w:rFonts w:ascii="Times New Roman" w:hAnsi="Times New Roman"/>
-                <w:i/>
-              </w:rPr>
-              <w:t xml:space="preserve">         tháng      năm 20</w:t>
+              <w:t>Xuân Lộc, ngày         tháng      năm 20</w:t>
             </w:r>
             <w:r>
               <w:rPr>
@@ -3116,55 +1272,7 @@
                 <w:rFonts w:ascii="Times New Roman" w:hAnsi="Times New Roman"/>
                 <w:b/>
               </w:rPr>
-              <w:t xml:space="preserve">                           </w:t>
-            </w:r>
-            <w:proofErr w:type="spellStart"/>
-            <w:r>
-              <w:rPr>
-                <w:rFonts w:ascii="Times New Roman" w:hAnsi="Times New Roman"/>
-                <w:b/>
-              </w:rPr>
-              <w:t>Bên</w:t>
-            </w:r>
-            <w:proofErr w:type="spellEnd"/>
-            <w:r>
-              <w:rPr>
-                <w:rFonts w:ascii="Times New Roman" w:hAnsi="Times New Roman"/>
-                <w:b/>
-              </w:rPr>
-              <w:t xml:space="preserve"> </w:t>
-            </w:r>
-            <w:proofErr w:type="spellStart"/>
-            <w:r>
-              <w:rPr>
-                <w:rFonts w:ascii="Times New Roman" w:hAnsi="Times New Roman"/>
-                <w:b/>
-              </w:rPr>
-              <w:t>mua</w:t>
-            </w:r>
-            <w:proofErr w:type="spellEnd"/>
-            <w:r>
-              <w:rPr>
-                <w:rFonts w:ascii="Times New Roman" w:hAnsi="Times New Roman"/>
-                <w:b/>
-              </w:rPr>
-              <w:t xml:space="preserve"> </w:t>
-            </w:r>
-            <w:proofErr w:type="spellStart"/>
-            <w:r>
-              <w:rPr>
-                <w:rFonts w:ascii="Times New Roman" w:hAnsi="Times New Roman"/>
-                <w:b/>
-              </w:rPr>
-              <w:t>điện</w:t>
-            </w:r>
-            <w:proofErr w:type="spellEnd"/>
-            <w:r>
-              <w:rPr>
-                <w:rFonts w:ascii="Times New Roman" w:hAnsi="Times New Roman"/>
-                <w:b/>
-              </w:rPr>
-              <w:t xml:space="preserve"> </w:t>
+              <w:t xml:space="preserve">                           Bên mua điện </w:t>
             </w:r>
           </w:p>
         </w:tc>
@@ -3206,107 +1314,7 @@
                 <w:sz w:val="22"/>
                 <w:szCs w:val="22"/>
               </w:rPr>
-              <w:t>(</w:t>
-            </w:r>
-            <w:proofErr w:type="spellStart"/>
-            <w:r>
-              <w:rPr>
-                <w:rFonts w:ascii="Times New Roman" w:hAnsi="Times New Roman"/>
-                <w:i/>
-                <w:sz w:val="22"/>
-                <w:szCs w:val="22"/>
-              </w:rPr>
-              <w:t>ký</w:t>
-            </w:r>
-            <w:proofErr w:type="spellEnd"/>
-            <w:r>
-              <w:rPr>
-                <w:rFonts w:ascii="Times New Roman" w:hAnsi="Times New Roman"/>
-                <w:i/>
-                <w:sz w:val="22"/>
-                <w:szCs w:val="22"/>
-              </w:rPr>
-              <w:t xml:space="preserve">, </w:t>
-            </w:r>
-            <w:proofErr w:type="spellStart"/>
-            <w:r>
-              <w:rPr>
-                <w:rFonts w:ascii="Times New Roman" w:hAnsi="Times New Roman"/>
-                <w:i/>
-                <w:sz w:val="22"/>
-                <w:szCs w:val="22"/>
-              </w:rPr>
-              <w:t>ghi</w:t>
-            </w:r>
-            <w:proofErr w:type="spellEnd"/>
-            <w:r>
-              <w:rPr>
-                <w:rFonts w:ascii="Times New Roman" w:hAnsi="Times New Roman"/>
-                <w:i/>
-                <w:sz w:val="22"/>
-                <w:szCs w:val="22"/>
-              </w:rPr>
-              <w:t xml:space="preserve"> </w:t>
-            </w:r>
-            <w:proofErr w:type="spellStart"/>
-            <w:r>
-              <w:rPr>
-                <w:rFonts w:ascii="Times New Roman" w:hAnsi="Times New Roman"/>
-                <w:i/>
-                <w:sz w:val="22"/>
-                <w:szCs w:val="22"/>
-              </w:rPr>
-              <w:t>rõ</w:t>
-            </w:r>
-            <w:proofErr w:type="spellEnd"/>
-            <w:r>
-              <w:rPr>
-                <w:rFonts w:ascii="Times New Roman" w:hAnsi="Times New Roman"/>
-                <w:i/>
-                <w:sz w:val="22"/>
-                <w:szCs w:val="22"/>
-              </w:rPr>
-              <w:t xml:space="preserve"> </w:t>
-            </w:r>
-            <w:proofErr w:type="spellStart"/>
-            <w:r>
-              <w:rPr>
-                <w:rFonts w:ascii="Times New Roman" w:hAnsi="Times New Roman"/>
-                <w:i/>
-                <w:sz w:val="22"/>
-                <w:szCs w:val="22"/>
-              </w:rPr>
-              <w:t>họ</w:t>
-            </w:r>
-            <w:proofErr w:type="spellEnd"/>
-            <w:r>
-              <w:rPr>
-                <w:rFonts w:ascii="Times New Roman" w:hAnsi="Times New Roman"/>
-                <w:i/>
-                <w:sz w:val="22"/>
-                <w:szCs w:val="22"/>
-              </w:rPr>
-              <w:t xml:space="preserve"> </w:t>
-            </w:r>
-            <w:proofErr w:type="spellStart"/>
-            <w:r>
-              <w:rPr>
-                <w:rFonts w:ascii="Times New Roman" w:hAnsi="Times New Roman"/>
-                <w:i/>
-                <w:sz w:val="22"/>
-                <w:szCs w:val="22"/>
-              </w:rPr>
-              <w:t>và</w:t>
-            </w:r>
-            <w:proofErr w:type="spellEnd"/>
-            <w:r>
-              <w:rPr>
-                <w:rFonts w:ascii="Times New Roman" w:hAnsi="Times New Roman"/>
-                <w:i/>
-                <w:sz w:val="22"/>
-                <w:szCs w:val="22"/>
-              </w:rPr>
-              <w:t xml:space="preserve"> tên)</w:t>
+              <w:t>(ký, ghi rõ họ và tên)</w:t>
             </w:r>
           </w:p>
         </w:tc>
@@ -3423,7 +1431,6 @@
                 <w:szCs w:val="28"/>
               </w:rPr>
             </w:pPr>
-            <w:proofErr w:type="spellStart"/>
             <w:r>
               <w:rPr>
                 <w:rFonts w:ascii="Times New Roman" w:hAnsi="Times New Roman"/>
@@ -3431,77 +1438,7 @@
                 <w:sz w:val="28"/>
                 <w:szCs w:val="28"/>
               </w:rPr>
-              <w:t>Độc</w:t>
-            </w:r>
-            <w:proofErr w:type="spellEnd"/>
-            <w:r>
-              <w:rPr>
-                <w:rFonts w:ascii="Times New Roman" w:hAnsi="Times New Roman"/>
-                <w:b/>
-                <w:sz w:val="28"/>
-                <w:szCs w:val="28"/>
-              </w:rPr>
-              <w:t xml:space="preserve"> </w:t>
-            </w:r>
-            <w:proofErr w:type="spellStart"/>
-            <w:r>
-              <w:rPr>
-                <w:rFonts w:ascii="Times New Roman" w:hAnsi="Times New Roman"/>
-                <w:b/>
-                <w:sz w:val="28"/>
-                <w:szCs w:val="28"/>
-              </w:rPr>
-              <w:t>lập</w:t>
-            </w:r>
-            <w:proofErr w:type="spellEnd"/>
-            <w:r>
-              <w:rPr>
-                <w:rFonts w:ascii="Times New Roman" w:hAnsi="Times New Roman"/>
-                <w:b/>
-                <w:sz w:val="28"/>
-                <w:szCs w:val="28"/>
-              </w:rPr>
-              <w:t xml:space="preserve"> - </w:t>
-            </w:r>
-            <w:proofErr w:type="spellStart"/>
-            <w:r>
-              <w:rPr>
-                <w:rFonts w:ascii="Times New Roman" w:hAnsi="Times New Roman"/>
-                <w:b/>
-                <w:sz w:val="28"/>
-                <w:szCs w:val="28"/>
-              </w:rPr>
-              <w:t>Tự</w:t>
-            </w:r>
-            <w:proofErr w:type="spellEnd"/>
-            <w:r>
-              <w:rPr>
-                <w:rFonts w:ascii="Times New Roman" w:hAnsi="Times New Roman"/>
-                <w:b/>
-                <w:sz w:val="28"/>
-                <w:szCs w:val="28"/>
-              </w:rPr>
-              <w:t xml:space="preserve"> do - </w:t>
-            </w:r>
-            <w:proofErr w:type="spellStart"/>
-            <w:r>
-              <w:rPr>
-                <w:rFonts w:ascii="Times New Roman" w:hAnsi="Times New Roman"/>
-                <w:b/>
-                <w:sz w:val="28"/>
-                <w:szCs w:val="28"/>
-              </w:rPr>
-              <w:t>Hạnh</w:t>
-            </w:r>
-            <w:proofErr w:type="spellEnd"/>
-            <w:r>
-              <w:rPr>
-                <w:rFonts w:ascii="Times New Roman" w:hAnsi="Times New Roman"/>
-                <w:b/>
-                <w:sz w:val="28"/>
-                <w:szCs w:val="28"/>
-              </w:rPr>
-              <w:t xml:space="preserve"> phúc</w:t>
+              <w:t>Độc lập - Tự do - Hạnh phúc</w:t>
             </w:r>
           </w:p>
           <w:p>
@@ -3587,7 +1524,7 @@
                 </mc:Choice>
                 <mc:Fallback>
                   <w:pict>
-                    <v:line w14:anchorId="05F3FCB7" id="Straight Connector 3" o:spid="_x0000_s1026" style="position:absolute;z-index:251659264;visibility:visible;mso-wrap-style:square;mso-width-percent:0;mso-height-percent:0;mso-wrap-distance-left:9pt;mso-wrap-distance-top:0;mso-wrap-distance-right:9pt;mso-wrap-distance-bottom:0;mso-position-horizontal:absolute;mso-position-horizontal-relative:text;mso-position-vertical:absolute;mso-position-vertical-relative:text;mso-width-percent:0;mso-height-percent:0;mso-width-relative:page;mso-height-relative:page" from="200.5pt,2.7pt" to="303.75pt,2.7pt" o:gfxdata="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"/>
+                    <v:line w14:anchorId="73C27781" id="Straight Connector 3" o:spid="_x0000_s1026" style="position:absolute;z-index:251659264;visibility:visible;mso-wrap-style:square;mso-width-percent:0;mso-height-percent:0;mso-wrap-distance-left:9pt;mso-wrap-distance-top:0;mso-wrap-distance-right:9pt;mso-wrap-distance-bottom:0;mso-position-horizontal:absolute;mso-position-horizontal-relative:text;mso-position-vertical:absolute;mso-position-vertical-relative:text;mso-width-percent:0;mso-height-percent:0;mso-width-relative:page;mso-height-relative:page" from="200.5pt,2.7pt" to="303.75pt,2.7pt" o:gfxdata="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"/>
                   </w:pict>
                 </mc:Fallback>
               </mc:AlternateContent>
@@ -3683,27 +1620,7 @@
           <w:sz w:val="28"/>
           <w:szCs w:val="28"/>
         </w:rPr>
-        <w:t xml:space="preserve">                         </w:t>
-      </w:r>
-      <w:proofErr w:type="gramStart"/>
-      <w:r>
-        <w:rPr>
-          <w:rFonts w:ascii="Times New Roman" w:hAnsi="Times New Roman"/>
-          <w:b/>
-          <w:sz w:val="28"/>
-          <w:szCs w:val="28"/>
-        </w:rPr>
-        <w:t>BẢNG  KÊ</w:t>
-      </w:r>
-      <w:proofErr w:type="gramEnd"/>
-      <w:r>
-        <w:rPr>
-          <w:rFonts w:ascii="Times New Roman" w:hAnsi="Times New Roman"/>
-          <w:b/>
-          <w:sz w:val="28"/>
-          <w:szCs w:val="28"/>
-        </w:rPr>
-        <w:t xml:space="preserve"> CÔNG SUẤT THIẾT BỊ SỬ DỤNG ĐIỆN</w:t>
+        <w:t xml:space="preserve">                         BẢNG  KÊ CÔNG SUẤT THIẾT BỊ SỬ DỤNG ĐIỆN</w:t>
       </w:r>
     </w:p>
     <w:p>
@@ -3715,75 +1632,11 @@
           <w:rFonts w:ascii="Times New Roman" w:hAnsi="Times New Roman"/>
         </w:rPr>
       </w:pPr>
-      <w:proofErr w:type="spellStart"/>
-      <w:r>
-        <w:rPr>
-          <w:rFonts w:ascii="Times New Roman" w:hAnsi="Times New Roman"/>
-        </w:rPr>
-        <w:t>Tên</w:t>
-      </w:r>
-      <w:proofErr w:type="spellEnd"/>
-      <w:r>
-        <w:rPr>
-          <w:rFonts w:ascii="Times New Roman" w:hAnsi="Times New Roman"/>
-        </w:rPr>
-        <w:t xml:space="preserve"> </w:t>
-      </w:r>
-      <w:proofErr w:type="spellStart"/>
-      <w:r>
-        <w:rPr>
-          <w:rFonts w:ascii="Times New Roman" w:hAnsi="Times New Roman"/>
-        </w:rPr>
-        <w:t>khách</w:t>
-      </w:r>
-      <w:proofErr w:type="spellEnd"/>
-      <w:r>
-        <w:rPr>
-          <w:rFonts w:ascii="Times New Roman" w:hAnsi="Times New Roman"/>
-        </w:rPr>
-        <w:t xml:space="preserve"> </w:t>
-      </w:r>
-      <w:proofErr w:type="spellStart"/>
-      <w:r>
-        <w:rPr>
-          <w:rFonts w:ascii="Times New Roman" w:hAnsi="Times New Roman"/>
-        </w:rPr>
-        <w:t>hàng</w:t>
-      </w:r>
-      <w:proofErr w:type="spellEnd"/>
-      <w:r>
-        <w:rPr>
-          <w:rFonts w:ascii="Times New Roman" w:hAnsi="Times New Roman"/>
-        </w:rPr>
-        <w:t xml:space="preserve"> </w:t>
-      </w:r>
-      <w:proofErr w:type="spellStart"/>
-      <w:r>
-        <w:rPr>
-          <w:rFonts w:ascii="Times New Roman" w:hAnsi="Times New Roman"/>
-        </w:rPr>
-        <w:t>mua</w:t>
-      </w:r>
-      <w:proofErr w:type="spellEnd"/>
-      <w:r>
-        <w:rPr>
-          <w:rFonts w:ascii="Times New Roman" w:hAnsi="Times New Roman"/>
-        </w:rPr>
-        <w:t xml:space="preserve"> </w:t>
-      </w:r>
-      <w:proofErr w:type="spellStart"/>
-      <w:r>
-        <w:rPr>
-          <w:rFonts w:ascii="Times New Roman" w:hAnsi="Times New Roman"/>
-        </w:rPr>
-        <w:t>điện</w:t>
-      </w:r>
-      <w:proofErr w:type="spellEnd"/>
-      <w:r>
-        <w:rPr>
-          <w:rFonts w:ascii="Times New Roman" w:hAnsi="Times New Roman"/>
-        </w:rPr>
-        <w:t>: ..............................................................................................</w:t>
+      <w:r>
+        <w:rPr>
+          <w:rFonts w:ascii="Times New Roman" w:hAnsi="Times New Roman"/>
+        </w:rPr>
+        <w:t>Tên khách hàng mua điện: ..............................................................................................</w:t>
       </w:r>
     </w:p>
     <w:p>
@@ -3795,61 +1648,11 @@
           <w:rFonts w:ascii="Times New Roman" w:hAnsi="Times New Roman"/>
         </w:rPr>
       </w:pPr>
-      <w:proofErr w:type="spellStart"/>
-      <w:r>
-        <w:rPr>
-          <w:rFonts w:ascii="Times New Roman" w:hAnsi="Times New Roman"/>
-        </w:rPr>
-        <w:t>Địa</w:t>
-      </w:r>
-      <w:proofErr w:type="spellEnd"/>
-      <w:r>
-        <w:rPr>
-          <w:rFonts w:ascii="Times New Roman" w:hAnsi="Times New Roman"/>
-        </w:rPr>
-        <w:t xml:space="preserve"> </w:t>
-      </w:r>
-      <w:proofErr w:type="spellStart"/>
-      <w:r>
-        <w:rPr>
-          <w:rFonts w:ascii="Times New Roman" w:hAnsi="Times New Roman"/>
-        </w:rPr>
-        <w:t>chỉ</w:t>
-      </w:r>
-      <w:proofErr w:type="spellEnd"/>
-      <w:r>
-        <w:rPr>
-          <w:rFonts w:ascii="Times New Roman" w:hAnsi="Times New Roman"/>
-        </w:rPr>
-        <w:t xml:space="preserve"> </w:t>
-      </w:r>
-      <w:proofErr w:type="spellStart"/>
-      <w:r>
-        <w:rPr>
-          <w:rFonts w:ascii="Times New Roman" w:hAnsi="Times New Roman"/>
-        </w:rPr>
-        <w:t>mua</w:t>
-      </w:r>
-      <w:proofErr w:type="spellEnd"/>
-      <w:r>
-        <w:rPr>
-          <w:rFonts w:ascii="Times New Roman" w:hAnsi="Times New Roman"/>
-        </w:rPr>
-        <w:t xml:space="preserve"> </w:t>
-      </w:r>
-      <w:proofErr w:type="spellStart"/>
-      <w:r>
-        <w:rPr>
-          <w:rFonts w:ascii="Times New Roman" w:hAnsi="Times New Roman"/>
-        </w:rPr>
-        <w:t>điện</w:t>
-      </w:r>
-      <w:proofErr w:type="spellEnd"/>
-      <w:r>
-        <w:rPr>
-          <w:rFonts w:ascii="Times New Roman" w:hAnsi="Times New Roman"/>
-        </w:rPr>
-        <w:t>: ...................................................................................................................</w:t>
+      <w:r>
+        <w:rPr>
+          <w:rFonts w:ascii="Times New Roman" w:hAnsi="Times New Roman"/>
+        </w:rPr>
+        <w:t>Địa chỉ mua điện: ...................................................................................................................</w:t>
       </w:r>
     </w:p>
     <w:p>
@@ -3861,117 +1664,11 @@
           <w:rFonts w:ascii="Times New Roman" w:hAnsi="Times New Roman"/>
         </w:rPr>
       </w:pPr>
-      <w:proofErr w:type="spellStart"/>
-      <w:r>
-        <w:rPr>
-          <w:rFonts w:ascii="Times New Roman" w:hAnsi="Times New Roman"/>
-        </w:rPr>
-        <w:t>Tổng</w:t>
-      </w:r>
-      <w:proofErr w:type="spellEnd"/>
-      <w:r>
-        <w:rPr>
-          <w:rFonts w:ascii="Times New Roman" w:hAnsi="Times New Roman"/>
-        </w:rPr>
-        <w:t xml:space="preserve"> </w:t>
-      </w:r>
-      <w:proofErr w:type="spellStart"/>
-      <w:r>
-        <w:rPr>
-          <w:rFonts w:ascii="Times New Roman" w:hAnsi="Times New Roman"/>
-        </w:rPr>
-        <w:t>công</w:t>
-      </w:r>
-      <w:proofErr w:type="spellEnd"/>
-      <w:r>
-        <w:rPr>
-          <w:rFonts w:ascii="Times New Roman" w:hAnsi="Times New Roman"/>
-        </w:rPr>
-        <w:t xml:space="preserve"> </w:t>
-      </w:r>
-      <w:proofErr w:type="spellStart"/>
-      <w:r>
-        <w:rPr>
-          <w:rFonts w:ascii="Times New Roman" w:hAnsi="Times New Roman"/>
-        </w:rPr>
-        <w:t>suất</w:t>
-      </w:r>
-      <w:proofErr w:type="spellEnd"/>
-      <w:r>
-        <w:rPr>
-          <w:rFonts w:ascii="Times New Roman" w:hAnsi="Times New Roman"/>
-        </w:rPr>
-        <w:t xml:space="preserve"> </w:t>
-      </w:r>
-      <w:proofErr w:type="spellStart"/>
-      <w:r>
-        <w:rPr>
-          <w:rFonts w:ascii="Times New Roman" w:hAnsi="Times New Roman"/>
-        </w:rPr>
-        <w:t>lắp</w:t>
-      </w:r>
-      <w:proofErr w:type="spellEnd"/>
-      <w:r>
-        <w:rPr>
-          <w:rFonts w:ascii="Times New Roman" w:hAnsi="Times New Roman"/>
-        </w:rPr>
-        <w:t xml:space="preserve"> </w:t>
-      </w:r>
-      <w:proofErr w:type="spellStart"/>
-      <w:r>
-        <w:rPr>
-          <w:rFonts w:ascii="Times New Roman" w:hAnsi="Times New Roman"/>
-        </w:rPr>
-        <w:t>đặt</w:t>
-      </w:r>
-      <w:proofErr w:type="spellEnd"/>
-      <w:r>
-        <w:rPr>
-          <w:rFonts w:ascii="Times New Roman" w:hAnsi="Times New Roman"/>
-        </w:rPr>
-        <w:t xml:space="preserve">………KW; </w:t>
-      </w:r>
-      <w:proofErr w:type="spellStart"/>
-      <w:r>
-        <w:rPr>
-          <w:rFonts w:ascii="Times New Roman" w:hAnsi="Times New Roman"/>
-        </w:rPr>
-        <w:t>Cấp</w:t>
-      </w:r>
-      <w:proofErr w:type="spellEnd"/>
-      <w:r>
-        <w:rPr>
-          <w:rFonts w:ascii="Times New Roman" w:hAnsi="Times New Roman"/>
-        </w:rPr>
-        <w:t xml:space="preserve"> </w:t>
-      </w:r>
-      <w:proofErr w:type="spellStart"/>
-      <w:r>
-        <w:rPr>
-          <w:rFonts w:ascii="Times New Roman" w:hAnsi="Times New Roman"/>
-        </w:rPr>
-        <w:t>điện</w:t>
-      </w:r>
-      <w:proofErr w:type="spellEnd"/>
-      <w:r>
-        <w:rPr>
-          <w:rFonts w:ascii="Times New Roman" w:hAnsi="Times New Roman"/>
-        </w:rPr>
-        <w:t xml:space="preserve"> </w:t>
-      </w:r>
-      <w:proofErr w:type="spellStart"/>
-      <w:r>
-        <w:rPr>
-          <w:rFonts w:ascii="Times New Roman" w:hAnsi="Times New Roman"/>
-        </w:rPr>
-        <w:t>áp</w:t>
-      </w:r>
-      <w:proofErr w:type="spellEnd"/>
-      <w:r>
-        <w:rPr>
-          <w:rFonts w:ascii="Times New Roman" w:hAnsi="Times New Roman"/>
-        </w:rPr>
-        <w:t xml:space="preserve"> …......KV. </w:t>
+      <w:r>
+        <w:rPr>
+          <w:rFonts w:ascii="Times New Roman" w:hAnsi="Times New Roman"/>
+        </w:rPr>
+        <w:t xml:space="preserve">Tổng công suất lắp đặt………KW; Cấp điện áp …......KV. </w:t>
       </w:r>
     </w:p>
     <w:p>
@@ -3987,133 +1684,7 @@
         <w:rPr>
           <w:rFonts w:ascii="Times New Roman" w:hAnsi="Times New Roman"/>
         </w:rPr>
-        <w:t xml:space="preserve">Công </w:t>
-      </w:r>
-      <w:proofErr w:type="spellStart"/>
-      <w:r>
-        <w:rPr>
-          <w:rFonts w:ascii="Times New Roman" w:hAnsi="Times New Roman"/>
-        </w:rPr>
-        <w:t>suất</w:t>
-      </w:r>
-      <w:proofErr w:type="spellEnd"/>
-      <w:r>
-        <w:rPr>
-          <w:rFonts w:ascii="Times New Roman" w:hAnsi="Times New Roman"/>
-        </w:rPr>
-        <w:t xml:space="preserve"> </w:t>
-      </w:r>
-      <w:proofErr w:type="spellStart"/>
-      <w:r>
-        <w:rPr>
-          <w:rFonts w:ascii="Times New Roman" w:hAnsi="Times New Roman"/>
-        </w:rPr>
-        <w:t>sử</w:t>
-      </w:r>
-      <w:proofErr w:type="spellEnd"/>
-      <w:r>
-        <w:rPr>
-          <w:rFonts w:ascii="Times New Roman" w:hAnsi="Times New Roman"/>
-        </w:rPr>
-        <w:t xml:space="preserve"> </w:t>
-      </w:r>
-      <w:proofErr w:type="spellStart"/>
-      <w:r>
-        <w:rPr>
-          <w:rFonts w:ascii="Times New Roman" w:hAnsi="Times New Roman"/>
-        </w:rPr>
-        <w:t>dụng</w:t>
-      </w:r>
-      <w:proofErr w:type="spellEnd"/>
-      <w:r>
-        <w:rPr>
-          <w:rFonts w:ascii="Times New Roman" w:hAnsi="Times New Roman"/>
-        </w:rPr>
-        <w:t xml:space="preserve"> </w:t>
-      </w:r>
-      <w:proofErr w:type="spellStart"/>
-      <w:r>
-        <w:rPr>
-          <w:rFonts w:ascii="Times New Roman" w:hAnsi="Times New Roman"/>
-        </w:rPr>
-        <w:t>cao</w:t>
-      </w:r>
-      <w:proofErr w:type="spellEnd"/>
-      <w:r>
-        <w:rPr>
-          <w:rFonts w:ascii="Times New Roman" w:hAnsi="Times New Roman"/>
-        </w:rPr>
-        <w:t xml:space="preserve"> </w:t>
-      </w:r>
-      <w:proofErr w:type="spellStart"/>
-      <w:r>
-        <w:rPr>
-          <w:rFonts w:ascii="Times New Roman" w:hAnsi="Times New Roman"/>
-        </w:rPr>
-        <w:t>nhất</w:t>
-      </w:r>
-      <w:proofErr w:type="spellEnd"/>
-      <w:r>
-        <w:rPr>
-          <w:rFonts w:ascii="Times New Roman" w:hAnsi="Times New Roman"/>
-        </w:rPr>
-        <w:t xml:space="preserve">…....KW; Công </w:t>
-      </w:r>
-      <w:proofErr w:type="spellStart"/>
-      <w:r>
-        <w:rPr>
-          <w:rFonts w:ascii="Times New Roman" w:hAnsi="Times New Roman"/>
-        </w:rPr>
-        <w:t>suất</w:t>
-      </w:r>
-      <w:proofErr w:type="spellEnd"/>
-      <w:r>
-        <w:rPr>
-          <w:rFonts w:ascii="Times New Roman" w:hAnsi="Times New Roman"/>
-        </w:rPr>
-        <w:t xml:space="preserve"> </w:t>
-      </w:r>
-      <w:proofErr w:type="spellStart"/>
-      <w:r>
-        <w:rPr>
-          <w:rFonts w:ascii="Times New Roman" w:hAnsi="Times New Roman"/>
-        </w:rPr>
-        <w:t>sử</w:t>
-      </w:r>
-      <w:proofErr w:type="spellEnd"/>
-      <w:r>
-        <w:rPr>
-          <w:rFonts w:ascii="Times New Roman" w:hAnsi="Times New Roman"/>
-        </w:rPr>
-        <w:t xml:space="preserve"> </w:t>
-      </w:r>
-      <w:proofErr w:type="spellStart"/>
-      <w:r>
-        <w:rPr>
-          <w:rFonts w:ascii="Times New Roman" w:hAnsi="Times New Roman"/>
-        </w:rPr>
-        <w:t>trung</w:t>
-      </w:r>
-      <w:proofErr w:type="spellEnd"/>
-      <w:r>
-        <w:rPr>
-          <w:rFonts w:ascii="Times New Roman" w:hAnsi="Times New Roman"/>
-        </w:rPr>
-        <w:t xml:space="preserve"> </w:t>
-      </w:r>
-      <w:proofErr w:type="spellStart"/>
-      <w:r>
-        <w:rPr>
-          <w:rFonts w:ascii="Times New Roman" w:hAnsi="Times New Roman"/>
-        </w:rPr>
-        <w:t>bình</w:t>
-      </w:r>
-      <w:proofErr w:type="spellEnd"/>
-      <w:r>
-        <w:rPr>
-          <w:rFonts w:ascii="Times New Roman" w:hAnsi="Times New Roman"/>
-        </w:rPr>
-        <w:t xml:space="preserve"> .......….KW</w:t>
+        <w:t>Công suất sử dụng cao nhất…....KW; Công suất sử trung bình .......….KW</w:t>
       </w:r>
     </w:p>
     <w:p>
@@ -4203,47 +1774,13 @@
                 <w:sz w:val="22"/>
               </w:rPr>
             </w:pPr>
-            <w:proofErr w:type="spellStart"/>
             <w:r>
               <w:rPr>
                 <w:rFonts w:ascii="Times New Roman" w:hAnsi="Times New Roman"/>
                 <w:sz w:val="22"/>
               </w:rPr>
-              <w:t>Tên</w:t>
+              <w:t>Tên thiết bị</w:t>
             </w:r>
-            <w:proofErr w:type="spellEnd"/>
-            <w:r>
-              <w:rPr>
-                <w:rFonts w:ascii="Times New Roman" w:hAnsi="Times New Roman"/>
-                <w:sz w:val="22"/>
-              </w:rPr>
-              <w:t xml:space="preserve"> </w:t>
-            </w:r>
-            <w:proofErr w:type="spellStart"/>
-            <w:r>
-              <w:rPr>
-                <w:rFonts w:ascii="Times New Roman" w:hAnsi="Times New Roman"/>
-                <w:sz w:val="22"/>
-              </w:rPr>
-              <w:t>thiết</w:t>
-            </w:r>
-            <w:proofErr w:type="spellEnd"/>
-            <w:r>
-              <w:rPr>
-                <w:rFonts w:ascii="Times New Roman" w:hAnsi="Times New Roman"/>
-                <w:sz w:val="22"/>
-              </w:rPr>
-              <w:t xml:space="preserve"> </w:t>
-            </w:r>
-            <w:proofErr w:type="spellStart"/>
-            <w:r>
-              <w:rPr>
-                <w:rFonts w:ascii="Times New Roman" w:hAnsi="Times New Roman"/>
-                <w:sz w:val="22"/>
-              </w:rPr>
-              <w:t>bị</w:t>
-            </w:r>
-            <w:proofErr w:type="spellEnd"/>
           </w:p>
         </w:tc>
         <w:tc>
@@ -4276,7 +1813,6 @@
                 <w:sz w:val="20"/>
               </w:rPr>
             </w:pPr>
-            <w:proofErr w:type="spellStart"/>
             <w:r>
               <w:rPr>
                 <w:rFonts w:ascii="Times New Roman" w:hAnsi="Times New Roman"/>
@@ -4284,7 +1820,6 @@
               </w:rPr>
               <w:t>suất</w:t>
             </w:r>
-            <w:proofErr w:type="spellEnd"/>
           </w:p>
           <w:p>
             <w:pPr>
@@ -4317,31 +1852,13 @@
                 <w:sz w:val="20"/>
               </w:rPr>
             </w:pPr>
-            <w:proofErr w:type="spellStart"/>
             <w:r>
               <w:rPr>
                 <w:rFonts w:ascii="Times New Roman" w:hAnsi="Times New Roman"/>
                 <w:sz w:val="20"/>
               </w:rPr>
-              <w:t>Số</w:t>
+              <w:t>Số lượng</w:t>
             </w:r>
-            <w:proofErr w:type="spellEnd"/>
-            <w:r>
-              <w:rPr>
-                <w:rFonts w:ascii="Times New Roman" w:hAnsi="Times New Roman"/>
-                <w:sz w:val="20"/>
-              </w:rPr>
-              <w:t xml:space="preserve"> </w:t>
-            </w:r>
-            <w:proofErr w:type="spellStart"/>
-            <w:r>
-              <w:rPr>
-                <w:rFonts w:ascii="Times New Roman" w:hAnsi="Times New Roman"/>
-                <w:sz w:val="20"/>
-              </w:rPr>
-              <w:t>lượng</w:t>
-            </w:r>
-            <w:proofErr w:type="spellEnd"/>
           </w:p>
         </w:tc>
         <w:tc>
@@ -4358,57 +1875,22 @@
                 <w:sz w:val="20"/>
               </w:rPr>
             </w:pPr>
-            <w:proofErr w:type="spellStart"/>
             <w:r>
               <w:rPr>
                 <w:rFonts w:ascii="Times New Roman" w:hAnsi="Times New Roman"/>
                 <w:sz w:val="20"/>
               </w:rPr>
-              <w:t>Hệ</w:t>
+              <w:t>Hệ số đồng</w:t>
             </w:r>
-            <w:proofErr w:type="spellEnd"/>
-            <w:r>
+          </w:p>
+          <w:p>
+            <w:pPr>
+              <w:jc w:val="center"/>
               <w:rPr>
                 <w:rFonts w:ascii="Times New Roman" w:hAnsi="Times New Roman"/>
                 <w:sz w:val="20"/>
               </w:rPr>
-              <w:t xml:space="preserve"> </w:t>
-            </w:r>
-            <w:proofErr w:type="spellStart"/>
-            <w:r>
-              <w:rPr>
-                <w:rFonts w:ascii="Times New Roman" w:hAnsi="Times New Roman"/>
-                <w:sz w:val="20"/>
-              </w:rPr>
-              <w:t>số</w:t>
-            </w:r>
-            <w:proofErr w:type="spellEnd"/>
-            <w:r>
-              <w:rPr>
-                <w:rFonts w:ascii="Times New Roman" w:hAnsi="Times New Roman"/>
-                <w:sz w:val="20"/>
-              </w:rPr>
-              <w:t xml:space="preserve"> </w:t>
-            </w:r>
-            <w:proofErr w:type="spellStart"/>
-            <w:r>
-              <w:rPr>
-                <w:rFonts w:ascii="Times New Roman" w:hAnsi="Times New Roman"/>
-                <w:sz w:val="20"/>
-              </w:rPr>
-              <w:t>đồng</w:t>
-            </w:r>
-            <w:proofErr w:type="spellEnd"/>
-          </w:p>
-          <w:p>
-            <w:pPr>
-              <w:jc w:val="center"/>
-              <w:rPr>
-                <w:rFonts w:ascii="Times New Roman" w:hAnsi="Times New Roman"/>
-                <w:sz w:val="20"/>
-              </w:rPr>
-            </w:pPr>
-            <w:proofErr w:type="spellStart"/>
+            </w:pPr>
             <w:r>
               <w:rPr>
                 <w:rFonts w:ascii="Times New Roman" w:hAnsi="Times New Roman"/>
@@ -4416,7 +1898,6 @@
               </w:rPr>
               <w:t>thời</w:t>
             </w:r>
-            <w:proofErr w:type="spellEnd"/>
           </w:p>
         </w:tc>
         <w:tc>
@@ -4433,79 +1914,13 @@
                 <w:sz w:val="20"/>
               </w:rPr>
             </w:pPr>
-            <w:proofErr w:type="spellStart"/>
             <w:r>
               <w:rPr>
                 <w:rFonts w:ascii="Times New Roman" w:hAnsi="Times New Roman"/>
                 <w:sz w:val="20"/>
               </w:rPr>
-              <w:t>Thời</w:t>
+              <w:t>Thời gian sử dụng ngày</w:t>
             </w:r>
-            <w:proofErr w:type="spellEnd"/>
-            <w:r>
-              <w:rPr>
-                <w:rFonts w:ascii="Times New Roman" w:hAnsi="Times New Roman"/>
-                <w:sz w:val="20"/>
-              </w:rPr>
-              <w:t xml:space="preserve"> </w:t>
-            </w:r>
-            <w:proofErr w:type="spellStart"/>
-            <w:r>
-              <w:rPr>
-                <w:rFonts w:ascii="Times New Roman" w:hAnsi="Times New Roman"/>
-                <w:sz w:val="20"/>
-              </w:rPr>
-              <w:t>gian</w:t>
-            </w:r>
-            <w:proofErr w:type="spellEnd"/>
-            <w:r>
-              <w:rPr>
-                <w:rFonts w:ascii="Times New Roman" w:hAnsi="Times New Roman"/>
-                <w:sz w:val="20"/>
-              </w:rPr>
-              <w:t xml:space="preserve"> </w:t>
-            </w:r>
-            <w:proofErr w:type="spellStart"/>
-            <w:r>
-              <w:rPr>
-                <w:rFonts w:ascii="Times New Roman" w:hAnsi="Times New Roman"/>
-                <w:sz w:val="20"/>
-              </w:rPr>
-              <w:t>sử</w:t>
-            </w:r>
-            <w:proofErr w:type="spellEnd"/>
-            <w:r>
-              <w:rPr>
-                <w:rFonts w:ascii="Times New Roman" w:hAnsi="Times New Roman"/>
-                <w:sz w:val="20"/>
-              </w:rPr>
-              <w:t xml:space="preserve"> </w:t>
-            </w:r>
-            <w:proofErr w:type="spellStart"/>
-            <w:r>
-              <w:rPr>
-                <w:rFonts w:ascii="Times New Roman" w:hAnsi="Times New Roman"/>
-                <w:sz w:val="20"/>
-              </w:rPr>
-              <w:t>dụng</w:t>
-            </w:r>
-            <w:proofErr w:type="spellEnd"/>
-            <w:r>
-              <w:rPr>
-                <w:rFonts w:ascii="Times New Roman" w:hAnsi="Times New Roman"/>
-                <w:sz w:val="20"/>
-              </w:rPr>
-              <w:t xml:space="preserve"> </w:t>
-            </w:r>
-            <w:proofErr w:type="spellStart"/>
-            <w:r>
-              <w:rPr>
-                <w:rFonts w:ascii="Times New Roman" w:hAnsi="Times New Roman"/>
-                <w:sz w:val="20"/>
-              </w:rPr>
-              <w:t>ngày</w:t>
-            </w:r>
-            <w:proofErr w:type="spellEnd"/>
           </w:p>
         </w:tc>
         <w:tc>
@@ -4522,85 +1937,12 @@
                 <w:sz w:val="20"/>
               </w:rPr>
             </w:pPr>
-            <w:proofErr w:type="spellStart"/>
             <w:r>
               <w:rPr>
                 <w:rFonts w:ascii="Times New Roman" w:hAnsi="Times New Roman"/>
                 <w:sz w:val="20"/>
               </w:rPr>
-              <w:t>Tổng</w:t>
-            </w:r>
-            <w:proofErr w:type="spellEnd"/>
-            <w:r>
-              <w:rPr>
-                <w:rFonts w:ascii="Times New Roman" w:hAnsi="Times New Roman"/>
-                <w:sz w:val="20"/>
-              </w:rPr>
-              <w:t xml:space="preserve"> </w:t>
-            </w:r>
-            <w:proofErr w:type="spellStart"/>
-            <w:r>
-              <w:rPr>
-                <w:rFonts w:ascii="Times New Roman" w:hAnsi="Times New Roman"/>
-                <w:sz w:val="20"/>
-              </w:rPr>
-              <w:t>công</w:t>
-            </w:r>
-            <w:proofErr w:type="spellEnd"/>
-            <w:r>
-              <w:rPr>
-                <w:rFonts w:ascii="Times New Roman" w:hAnsi="Times New Roman"/>
-                <w:sz w:val="20"/>
-              </w:rPr>
-              <w:t xml:space="preserve"> </w:t>
-            </w:r>
-            <w:proofErr w:type="spellStart"/>
-            <w:r>
-              <w:rPr>
-                <w:rFonts w:ascii="Times New Roman" w:hAnsi="Times New Roman"/>
-                <w:sz w:val="20"/>
-              </w:rPr>
-              <w:t>suất</w:t>
-            </w:r>
-            <w:proofErr w:type="spellEnd"/>
-            <w:r>
-              <w:rPr>
-                <w:rFonts w:ascii="Times New Roman" w:hAnsi="Times New Roman"/>
-                <w:sz w:val="20"/>
-              </w:rPr>
-              <w:t xml:space="preserve"> </w:t>
-            </w:r>
-            <w:proofErr w:type="spellStart"/>
-            <w:r>
-              <w:rPr>
-                <w:rFonts w:ascii="Times New Roman" w:hAnsi="Times New Roman"/>
-                <w:sz w:val="20"/>
-              </w:rPr>
-              <w:t>sử</w:t>
-            </w:r>
-            <w:proofErr w:type="spellEnd"/>
-            <w:r>
-              <w:rPr>
-                <w:rFonts w:ascii="Times New Roman" w:hAnsi="Times New Roman"/>
-                <w:sz w:val="20"/>
-              </w:rPr>
-              <w:t xml:space="preserve"> </w:t>
-            </w:r>
-            <w:proofErr w:type="spellStart"/>
-            <w:r>
-              <w:rPr>
-                <w:rFonts w:ascii="Times New Roman" w:hAnsi="Times New Roman"/>
-                <w:sz w:val="20"/>
-              </w:rPr>
-              <w:t>dụng</w:t>
-            </w:r>
-            <w:proofErr w:type="spellEnd"/>
-            <w:r>
-              <w:rPr>
-                <w:rFonts w:ascii="Times New Roman" w:hAnsi="Times New Roman"/>
-                <w:sz w:val="20"/>
-              </w:rPr>
-              <w:t xml:space="preserve"> (kW)</w:t>
+              <w:t>Tổng công suất sử dụng (kW)</w:t>
             </w:r>
           </w:p>
         </w:tc>
@@ -4617,85 +1959,12 @@
                 <w:sz w:val="20"/>
               </w:rPr>
             </w:pPr>
-            <w:proofErr w:type="spellStart"/>
             <w:r>
               <w:rPr>
                 <w:rFonts w:ascii="Times New Roman" w:hAnsi="Times New Roman"/>
                 <w:sz w:val="20"/>
               </w:rPr>
-              <w:t>Điện</w:t>
-            </w:r>
-            <w:proofErr w:type="spellEnd"/>
-            <w:r>
-              <w:rPr>
-                <w:rFonts w:ascii="Times New Roman" w:hAnsi="Times New Roman"/>
-                <w:sz w:val="20"/>
-              </w:rPr>
-              <w:t xml:space="preserve"> </w:t>
-            </w:r>
-            <w:proofErr w:type="spellStart"/>
-            <w:r>
-              <w:rPr>
-                <w:rFonts w:ascii="Times New Roman" w:hAnsi="Times New Roman"/>
-                <w:sz w:val="20"/>
-              </w:rPr>
-              <w:t>năng</w:t>
-            </w:r>
-            <w:proofErr w:type="spellEnd"/>
-            <w:r>
-              <w:rPr>
-                <w:rFonts w:ascii="Times New Roman" w:hAnsi="Times New Roman"/>
-                <w:sz w:val="20"/>
-              </w:rPr>
-              <w:t xml:space="preserve"> </w:t>
-            </w:r>
-            <w:proofErr w:type="spellStart"/>
-            <w:r>
-              <w:rPr>
-                <w:rFonts w:ascii="Times New Roman" w:hAnsi="Times New Roman"/>
-                <w:sz w:val="20"/>
-              </w:rPr>
-              <w:t>sử</w:t>
-            </w:r>
-            <w:proofErr w:type="spellEnd"/>
-            <w:r>
-              <w:rPr>
-                <w:rFonts w:ascii="Times New Roman" w:hAnsi="Times New Roman"/>
-                <w:sz w:val="20"/>
-              </w:rPr>
-              <w:t xml:space="preserve"> </w:t>
-            </w:r>
-            <w:proofErr w:type="spellStart"/>
-            <w:r>
-              <w:rPr>
-                <w:rFonts w:ascii="Times New Roman" w:hAnsi="Times New Roman"/>
-                <w:sz w:val="20"/>
-              </w:rPr>
-              <w:t>dụng</w:t>
-            </w:r>
-            <w:proofErr w:type="spellEnd"/>
-            <w:r>
-              <w:rPr>
-                <w:rFonts w:ascii="Times New Roman" w:hAnsi="Times New Roman"/>
-                <w:sz w:val="20"/>
-              </w:rPr>
-              <w:t xml:space="preserve"> (kWh/</w:t>
-            </w:r>
-            <w:proofErr w:type="spellStart"/>
-            <w:r>
-              <w:rPr>
-                <w:rFonts w:ascii="Times New Roman" w:hAnsi="Times New Roman"/>
-                <w:sz w:val="20"/>
-              </w:rPr>
-              <w:t>ngày</w:t>
-            </w:r>
-            <w:proofErr w:type="spellEnd"/>
-            <w:r>
-              <w:rPr>
-                <w:rFonts w:ascii="Times New Roman" w:hAnsi="Times New Roman"/>
-                <w:sz w:val="20"/>
-              </w:rPr>
-              <w:t>)</w:t>
+              <w:t>Điện năng sử dụng (kWh/ngày)</w:t>
             </w:r>
           </w:p>
         </w:tc>
@@ -4712,21 +1981,12 @@
                 <w:sz w:val="20"/>
               </w:rPr>
             </w:pPr>
-            <w:proofErr w:type="spellStart"/>
             <w:r>
               <w:rPr>
                 <w:rFonts w:ascii="Times New Roman" w:hAnsi="Times New Roman"/>
                 <w:sz w:val="20"/>
               </w:rPr>
-              <w:t>Ghi</w:t>
-            </w:r>
-            <w:proofErr w:type="spellEnd"/>
-            <w:r>
-              <w:rPr>
-                <w:rFonts w:ascii="Times New Roman" w:hAnsi="Times New Roman"/>
-                <w:sz w:val="20"/>
-              </w:rPr>
-              <w:t xml:space="preserve"> chú</w:t>
+              <w:t>Ghi chú</w:t>
             </w:r>
           </w:p>
         </w:tc>
@@ -4849,75 +2109,31 @@
                 <w:sz w:val="20"/>
               </w:rPr>
             </w:pPr>
-            <w:proofErr w:type="spellStart"/>
             <w:r>
               <w:rPr>
                 <w:rFonts w:ascii="Times New Roman" w:hAnsi="Times New Roman"/>
                 <w:sz w:val="20"/>
               </w:rPr>
-              <w:t>Từ</w:t>
+              <w:t>Từ …đến .....giờ</w:t>
             </w:r>
-            <w:proofErr w:type="spellEnd"/>
-            <w:r>
+          </w:p>
+        </w:tc>
+        <w:tc>
+          <w:tcPr>
+            <w:tcW w:w="441" w:type="pct"/>
+            <w:tcBorders>
+              <w:bottom w:val="single" w:sz="4" w:space="0" w:color="auto"/>
+            </w:tcBorders>
+            <w:vAlign w:val="center"/>
+          </w:tcPr>
+          <w:p>
+            <w:pPr>
+              <w:jc w:val="center"/>
               <w:rPr>
                 <w:rFonts w:ascii="Times New Roman" w:hAnsi="Times New Roman"/>
                 <w:sz w:val="20"/>
               </w:rPr>
-              <w:t xml:space="preserve"> …</w:t>
-            </w:r>
-            <w:proofErr w:type="spellStart"/>
-            <w:r>
-              <w:rPr>
-                <w:rFonts w:ascii="Times New Roman" w:hAnsi="Times New Roman"/>
-                <w:sz w:val="20"/>
-              </w:rPr>
-              <w:t>đến</w:t>
-            </w:r>
-            <w:proofErr w:type="spellEnd"/>
-            <w:r>
-              <w:rPr>
-                <w:rFonts w:ascii="Times New Roman" w:hAnsi="Times New Roman"/>
-                <w:sz w:val="20"/>
-              </w:rPr>
-              <w:t xml:space="preserve"> </w:t>
-            </w:r>
-            <w:proofErr w:type="gramStart"/>
-            <w:r>
-              <w:rPr>
-                <w:rFonts w:ascii="Times New Roman" w:hAnsi="Times New Roman"/>
-                <w:sz w:val="20"/>
-              </w:rPr>
-              <w:t>.....</w:t>
-            </w:r>
-            <w:proofErr w:type="spellStart"/>
-            <w:proofErr w:type="gramEnd"/>
-            <w:r>
-              <w:rPr>
-                <w:rFonts w:ascii="Times New Roman" w:hAnsi="Times New Roman"/>
-                <w:sz w:val="20"/>
-              </w:rPr>
-              <w:t>giờ</w:t>
-            </w:r>
-            <w:proofErr w:type="spellEnd"/>
-          </w:p>
-        </w:tc>
-        <w:tc>
-          <w:tcPr>
-            <w:tcW w:w="441" w:type="pct"/>
-            <w:tcBorders>
-              <w:bottom w:val="single" w:sz="4" w:space="0" w:color="auto"/>
-            </w:tcBorders>
-            <w:vAlign w:val="center"/>
-          </w:tcPr>
-          <w:p>
-            <w:pPr>
-              <w:jc w:val="center"/>
-              <w:rPr>
-                <w:rFonts w:ascii="Times New Roman" w:hAnsi="Times New Roman"/>
-                <w:sz w:val="20"/>
-              </w:rPr>
-            </w:pPr>
-            <w:proofErr w:type="spellStart"/>
+            </w:pPr>
             <w:r>
               <w:rPr>
                 <w:rFonts w:ascii="Times New Roman" w:hAnsi="Times New Roman"/>
@@ -4925,7 +2141,6 @@
               </w:rPr>
               <w:t>Tổng</w:t>
             </w:r>
-            <w:proofErr w:type="spellEnd"/>
           </w:p>
         </w:tc>
         <w:tc>
@@ -6912,19 +4127,41 @@
                 <w:sz w:val="22"/>
                 <w:szCs w:val="22"/>
               </w:rPr>
-              <w:t xml:space="preserve">........., </w:t>
+              <w:t>........., ngày............ tháng.....năm........</w:t>
             </w:r>
-            <w:proofErr w:type="spellStart"/>
+          </w:p>
+          <w:p>
+            <w:pPr>
+              <w:spacing w:before="120"/>
+              <w:jc w:val="center"/>
+              <w:rPr>
+                <w:rFonts w:ascii="Times New Roman" w:hAnsi="Times New Roman"/>
+                <w:b/>
+                <w:sz w:val="22"/>
+                <w:szCs w:val="22"/>
+              </w:rPr>
+            </w:pPr>
             <w:r>
+              <w:rPr>
+                <w:rFonts w:ascii="Times New Roman" w:hAnsi="Times New Roman"/>
+                <w:b/>
+                <w:sz w:val="22"/>
+                <w:szCs w:val="22"/>
+              </w:rPr>
+              <w:t>BÊN MUA ĐIỆN</w:t>
+            </w:r>
+          </w:p>
+          <w:p>
+            <w:pPr>
+              <w:spacing w:before="120"/>
+              <w:jc w:val="center"/>
               <w:rPr>
                 <w:rFonts w:ascii="Times New Roman" w:hAnsi="Times New Roman"/>
                 <w:i/>
                 <w:sz w:val="22"/>
                 <w:szCs w:val="22"/>
               </w:rPr>
-              <w:t>ngày</w:t>
-            </w:r>
-            <w:proofErr w:type="spellEnd"/>
+            </w:pPr>
             <w:r>
               <w:rPr>
                 <w:rFonts w:ascii="Times New Roman" w:hAnsi="Times New Roman"/>
@@ -6932,213 +4169,7 @@
                 <w:sz w:val="22"/>
                 <w:szCs w:val="22"/>
               </w:rPr>
-              <w:t xml:space="preserve">............ </w:t>
-            </w:r>
-            <w:proofErr w:type="spellStart"/>
-            <w:r>
-              <w:rPr>
-                <w:rFonts w:ascii="Times New Roman" w:hAnsi="Times New Roman"/>
-                <w:i/>
-                <w:sz w:val="22"/>
-                <w:szCs w:val="22"/>
-              </w:rPr>
-              <w:t>tháng</w:t>
-            </w:r>
-            <w:proofErr w:type="spellEnd"/>
-            <w:proofErr w:type="gramStart"/>
-            <w:r>
-              <w:rPr>
-                <w:rFonts w:ascii="Times New Roman" w:hAnsi="Times New Roman"/>
-                <w:i/>
-                <w:sz w:val="22"/>
-                <w:szCs w:val="22"/>
-              </w:rPr>
-              <w:t>.....</w:t>
-            </w:r>
-            <w:proofErr w:type="spellStart"/>
-            <w:proofErr w:type="gramEnd"/>
-            <w:r>
-              <w:rPr>
-                <w:rFonts w:ascii="Times New Roman" w:hAnsi="Times New Roman"/>
-                <w:i/>
-                <w:sz w:val="22"/>
-                <w:szCs w:val="22"/>
-              </w:rPr>
-              <w:t>năm</w:t>
-            </w:r>
-            <w:proofErr w:type="spellEnd"/>
-            <w:r>
-              <w:rPr>
-                <w:rFonts w:ascii="Times New Roman" w:hAnsi="Times New Roman"/>
-                <w:i/>
-                <w:sz w:val="22"/>
-                <w:szCs w:val="22"/>
-              </w:rPr>
-              <w:t>........</w:t>
-            </w:r>
-          </w:p>
-          <w:p>
-            <w:pPr>
-              <w:spacing w:before="120"/>
-              <w:jc w:val="center"/>
-              <w:rPr>
-                <w:rFonts w:ascii="Times New Roman" w:hAnsi="Times New Roman"/>
-                <w:b/>
-                <w:sz w:val="22"/>
-                <w:szCs w:val="22"/>
-              </w:rPr>
-            </w:pPr>
-            <w:r>
-              <w:rPr>
-                <w:rFonts w:ascii="Times New Roman" w:hAnsi="Times New Roman"/>
-                <w:b/>
-                <w:sz w:val="22"/>
-                <w:szCs w:val="22"/>
-              </w:rPr>
-              <w:t>BÊN MUA ĐIỆN</w:t>
-            </w:r>
-          </w:p>
-          <w:p>
-            <w:pPr>
-              <w:spacing w:before="120"/>
-              <w:jc w:val="center"/>
-              <w:rPr>
-                <w:rFonts w:ascii="Times New Roman" w:hAnsi="Times New Roman"/>
-                <w:i/>
-                <w:sz w:val="22"/>
-                <w:szCs w:val="22"/>
-              </w:rPr>
-            </w:pPr>
-            <w:r>
-              <w:rPr>
-                <w:rFonts w:ascii="Times New Roman" w:hAnsi="Times New Roman"/>
-                <w:i/>
-                <w:sz w:val="22"/>
-                <w:szCs w:val="22"/>
-              </w:rPr>
-              <w:t>(</w:t>
-            </w:r>
-            <w:proofErr w:type="spellStart"/>
-            <w:proofErr w:type="gramStart"/>
-            <w:r>
-              <w:rPr>
-                <w:rFonts w:ascii="Times New Roman" w:hAnsi="Times New Roman"/>
-                <w:i/>
-                <w:sz w:val="22"/>
-                <w:szCs w:val="22"/>
-              </w:rPr>
-              <w:t>ký,ghi</w:t>
-            </w:r>
-            <w:proofErr w:type="spellEnd"/>
-            <w:proofErr w:type="gramEnd"/>
-            <w:r>
-              <w:rPr>
-                <w:rFonts w:ascii="Times New Roman" w:hAnsi="Times New Roman"/>
-                <w:i/>
-                <w:sz w:val="22"/>
-                <w:szCs w:val="22"/>
-              </w:rPr>
-              <w:t xml:space="preserve"> </w:t>
-            </w:r>
-            <w:proofErr w:type="spellStart"/>
-            <w:r>
-              <w:rPr>
-                <w:rFonts w:ascii="Times New Roman" w:hAnsi="Times New Roman"/>
-                <w:i/>
-                <w:sz w:val="22"/>
-                <w:szCs w:val="22"/>
-              </w:rPr>
-              <w:t>rõ</w:t>
-            </w:r>
-            <w:proofErr w:type="spellEnd"/>
-            <w:r>
-              <w:rPr>
-                <w:rFonts w:ascii="Times New Roman" w:hAnsi="Times New Roman"/>
-                <w:i/>
-                <w:sz w:val="22"/>
-                <w:szCs w:val="22"/>
-              </w:rPr>
-              <w:t xml:space="preserve"> </w:t>
-            </w:r>
-            <w:proofErr w:type="spellStart"/>
-            <w:r>
-              <w:rPr>
-                <w:rFonts w:ascii="Times New Roman" w:hAnsi="Times New Roman"/>
-                <w:i/>
-                <w:sz w:val="22"/>
-                <w:szCs w:val="22"/>
-              </w:rPr>
-              <w:t>họ</w:t>
-            </w:r>
-            <w:proofErr w:type="spellEnd"/>
-            <w:r>
-              <w:rPr>
-                <w:rFonts w:ascii="Times New Roman" w:hAnsi="Times New Roman"/>
-                <w:i/>
-                <w:sz w:val="22"/>
-                <w:szCs w:val="22"/>
-              </w:rPr>
-              <w:t xml:space="preserve"> </w:t>
-            </w:r>
-            <w:proofErr w:type="spellStart"/>
-            <w:r>
-              <w:rPr>
-                <w:rFonts w:ascii="Times New Roman" w:hAnsi="Times New Roman"/>
-                <w:i/>
-                <w:sz w:val="22"/>
-                <w:szCs w:val="22"/>
-              </w:rPr>
-              <w:t>tên</w:t>
-            </w:r>
-            <w:proofErr w:type="spellEnd"/>
-            <w:r>
-              <w:rPr>
-                <w:rFonts w:ascii="Times New Roman" w:hAnsi="Times New Roman"/>
-                <w:i/>
-                <w:sz w:val="22"/>
-                <w:szCs w:val="22"/>
-              </w:rPr>
-              <w:t xml:space="preserve">, </w:t>
-            </w:r>
-            <w:proofErr w:type="spellStart"/>
-            <w:r>
-              <w:rPr>
-                <w:rFonts w:ascii="Times New Roman" w:hAnsi="Times New Roman"/>
-                <w:i/>
-                <w:sz w:val="22"/>
-                <w:szCs w:val="22"/>
-              </w:rPr>
-              <w:t>đóng</w:t>
-            </w:r>
-            <w:proofErr w:type="spellEnd"/>
-            <w:r>
-              <w:rPr>
-                <w:rFonts w:ascii="Times New Roman" w:hAnsi="Times New Roman"/>
-                <w:i/>
-                <w:sz w:val="22"/>
-                <w:szCs w:val="22"/>
-              </w:rPr>
-              <w:t xml:space="preserve"> </w:t>
-            </w:r>
-            <w:proofErr w:type="spellStart"/>
-            <w:r>
-              <w:rPr>
-                <w:rFonts w:ascii="Times New Roman" w:hAnsi="Times New Roman"/>
-                <w:i/>
-                <w:sz w:val="22"/>
-                <w:szCs w:val="22"/>
-              </w:rPr>
-              <w:t>dấu</w:t>
-            </w:r>
-            <w:proofErr w:type="spellEnd"/>
-            <w:r>
-              <w:rPr>
-                <w:rFonts w:ascii="Times New Roman" w:hAnsi="Times New Roman"/>
-                <w:i/>
-                <w:sz w:val="22"/>
-                <w:szCs w:val="22"/>
-              </w:rPr>
-              <w:t>)</w:t>
+              <w:t>(ký,ghi rõ họ tên, đóng dấu)</w:t>
             </w:r>
           </w:p>
         </w:tc>
@@ -7303,7 +4334,7 @@
         </mc:Choice>
         <mc:Fallback>
           <w:pict>
-            <v:shapetype w14:anchorId="686E9B33" id="_x0000_t32" coordsize="21600,21600" o:spt="32" o:oned="t" path="m,l21600,21600e" filled="f">
+            <v:shapetype w14:anchorId="061A091E" id="_x0000_t32" coordsize="21600,21600" o:spt="32" o:oned="t" path="m,l21600,21600e" filled="f">
               <v:path arrowok="t" fillok="f" o:connecttype="none"/>
               <o:lock v:ext="edit" shapetype="t"/>
             </v:shapetype>
